--- a/samples/document-preview/01-nguyen-van-ut-bang-ke.docx
+++ b/samples/document-preview/01-nguyen-van-ut-bang-ke.docx
@@ -1091,6 +1091,11 @@
               </w:rPr>
             </w:pPr>
             <w:r>
+              <w:rPr>
+                <w:rFonts w:ascii="Times New Roman" w:eastAsia="Times New Roman" w:hAnsi="Times New Roman" w:cs="Times New Roman"/>
+                <w:sz w:val="24"/>
+                <w:szCs w:val="24"/>
+              </w:rPr>
               <w:t xml:space="preserve">Ngày tháng năm mua hàng</w:t>
             </w:r>
           </w:p>
@@ -2273,14 +2278,13 @@
                 <w:sz w:val="24"/>
                 <w:szCs w:val="24"/>
               </w:rPr>
-              <w:jc w:val="center"/>
-            </w:pPr>
-            <w:r>
-              <w:rPr>
-                <w:rFonts w:ascii="Times New Roman" w:eastAsia="Times New Roman" w:hAnsi="Times New Roman" w:cs="Times New Roman"/>
-                <w:color w:val="000000"/>
-                <w:sz w:val="18"/>
-                <w:szCs w:val="18"/>
+            </w:pPr>
+            <w:r>
+              <w:rPr>
+                <w:rFonts w:ascii="Times New Roman" w:eastAsia="Times New Roman" w:hAnsi="Times New Roman" w:cs="Times New Roman"/>
+                <w:color w:val="000000"/>
+                <w:sz w:val="24"/>
+                <w:szCs w:val="24"/>
               </w:rPr>
               <w:t xml:space="preserve">05/01/2026</w:t>
             </w:r>
@@ -2300,14 +2304,13 @@
                 <w:sz w:val="24"/>
                 <w:szCs w:val="24"/>
               </w:rPr>
-              <w:jc w:val="left"/>
-            </w:pPr>
-            <w:r>
-              <w:rPr>
-                <w:rFonts w:ascii="Times New Roman" w:eastAsia="Times New Roman" w:hAnsi="Times New Roman" w:cs="Times New Roman"/>
-                <w:color w:val="000000"/>
-                <w:sz w:val="18"/>
-                <w:szCs w:val="18"/>
+            </w:pPr>
+            <w:r>
+              <w:rPr>
+                <w:rFonts w:ascii="Times New Roman" w:eastAsia="Times New Roman" w:hAnsi="Times New Roman" w:cs="Times New Roman"/>
+                <w:color w:val="000000"/>
+                <w:sz w:val="24"/>
+                <w:szCs w:val="24"/>
               </w:rPr>
               <w:t xml:space="preserve">Nguyễn Văn Út</w:t>
             </w:r>
@@ -2327,14 +2330,13 @@
                 <w:sz w:val="24"/>
                 <w:szCs w:val="24"/>
               </w:rPr>
-              <w:jc w:val="left"/>
-            </w:pPr>
-            <w:r>
-              <w:rPr>
-                <w:rFonts w:ascii="Times New Roman" w:eastAsia="Times New Roman" w:hAnsi="Times New Roman" w:cs="Times New Roman"/>
-                <w:color w:val="000000"/>
-                <w:sz w:val="18"/>
-                <w:szCs w:val="18"/>
+            </w:pPr>
+            <w:r>
+              <w:rPr>
+                <w:rFonts w:ascii="Times New Roman" w:eastAsia="Times New Roman" w:hAnsi="Times New Roman" w:cs="Times New Roman"/>
+                <w:color w:val="000000"/>
+                <w:sz w:val="24"/>
+                <w:szCs w:val="24"/>
               </w:rPr>
               <w:t xml:space="preserve">Ấp Xẽo Dinh, Xã Tây Yên, An Giang</w:t>
             </w:r>
@@ -2354,14 +2356,13 @@
                 <w:sz w:val="24"/>
                 <w:szCs w:val="24"/>
               </w:rPr>
-              <w:jc w:val="center"/>
-            </w:pPr>
-            <w:r>
-              <w:rPr>
-                <w:rFonts w:ascii="Times New Roman" w:eastAsia="Times New Roman" w:hAnsi="Times New Roman" w:cs="Times New Roman"/>
-                <w:color w:val="000000"/>
-                <w:sz w:val="18"/>
-                <w:szCs w:val="18"/>
+            </w:pPr>
+            <w:r>
+              <w:rPr>
+                <w:rFonts w:ascii="Times New Roman" w:eastAsia="Times New Roman" w:hAnsi="Times New Roman" w:cs="Times New Roman"/>
+                <w:color w:val="000000"/>
+                <w:sz w:val="24"/>
+                <w:szCs w:val="24"/>
               </w:rPr>
               <w:t xml:space="preserve">091063007676</w:t>
             </w:r>
@@ -2381,14 +2382,13 @@
                 <w:sz w:val="24"/>
                 <w:szCs w:val="24"/>
               </w:rPr>
-              <w:jc w:val="center"/>
-            </w:pPr>
-            <w:r>
-              <w:rPr>
-                <w:rFonts w:ascii="Times New Roman" w:eastAsia="Times New Roman" w:hAnsi="Times New Roman" w:cs="Times New Roman"/>
-                <w:color w:val="000000"/>
-                <w:sz w:val="18"/>
-                <w:szCs w:val="18"/>
+            </w:pPr>
+            <w:r>
+              <w:rPr>
+                <w:rFonts w:ascii="Times New Roman" w:eastAsia="Times New Roman" w:hAnsi="Times New Roman" w:cs="Times New Roman"/>
+                <w:color w:val="000000"/>
+                <w:sz w:val="24"/>
+                <w:szCs w:val="24"/>
               </w:rPr>
               <w:t/>
             </w:r>
@@ -2408,14 +2408,13 @@
                 <w:sz w:val="24"/>
                 <w:szCs w:val="24"/>
               </w:rPr>
-              <w:jc w:val="left"/>
-            </w:pPr>
-            <w:r>
-              <w:rPr>
-                <w:rFonts w:ascii="Times New Roman" w:eastAsia="Times New Roman" w:hAnsi="Times New Roman" w:cs="Times New Roman"/>
-                <w:color w:val="000000"/>
-                <w:sz w:val="18"/>
-                <w:szCs w:val="18"/>
+            </w:pPr>
+            <w:r>
+              <w:rPr>
+                <w:rFonts w:ascii="Times New Roman" w:eastAsia="Times New Roman" w:hAnsi="Times New Roman" w:cs="Times New Roman"/>
+                <w:color w:val="000000"/>
+                <w:sz w:val="24"/>
+                <w:szCs w:val="24"/>
               </w:rPr>
               <w:t xml:space="preserve">Lúa tươi</w:t>
             </w:r>
@@ -2435,14 +2434,13 @@
                 <w:sz w:val="24"/>
                 <w:szCs w:val="24"/>
               </w:rPr>
-              <w:jc w:val="center"/>
-            </w:pPr>
-            <w:r>
-              <w:rPr>
-                <w:rFonts w:ascii="Times New Roman" w:eastAsia="Times New Roman" w:hAnsi="Times New Roman" w:cs="Times New Roman"/>
-                <w:color w:val="000000"/>
-                <w:sz w:val="18"/>
-                <w:szCs w:val="18"/>
+            </w:pPr>
+            <w:r>
+              <w:rPr>
+                <w:rFonts w:ascii="Times New Roman" w:eastAsia="Times New Roman" w:hAnsi="Times New Roman" w:cs="Times New Roman"/>
+                <w:color w:val="000000"/>
+                <w:sz w:val="24"/>
+                <w:szCs w:val="24"/>
               </w:rPr>
               <w:t xml:space="preserve">31.600 kg</w:t>
             </w:r>
@@ -2462,14 +2460,13 @@
                 <w:sz w:val="24"/>
                 <w:szCs w:val="24"/>
               </w:rPr>
-              <w:jc w:val="right"/>
-            </w:pPr>
-            <w:r>
-              <w:rPr>
-                <w:rFonts w:ascii="Times New Roman" w:eastAsia="Times New Roman" w:hAnsi="Times New Roman" w:cs="Times New Roman"/>
-                <w:color w:val="000000"/>
-                <w:sz w:val="18"/>
-                <w:szCs w:val="18"/>
+            </w:pPr>
+            <w:r>
+              <w:rPr>
+                <w:rFonts w:ascii="Times New Roman" w:eastAsia="Times New Roman" w:hAnsi="Times New Roman" w:cs="Times New Roman"/>
+                <w:color w:val="000000"/>
+                <w:sz w:val="24"/>
+                <w:szCs w:val="24"/>
               </w:rPr>
               <w:t xml:space="preserve">6.950</w:t>
             </w:r>
@@ -2489,16 +2486,15 @@
                 <w:sz w:val="24"/>
                 <w:szCs w:val="24"/>
               </w:rPr>
-              <w:jc w:val="right"/>
-            </w:pPr>
-            <w:r>
-              <w:rPr>
-                <w:rFonts w:ascii="Times New Roman" w:eastAsia="Times New Roman" w:hAnsi="Times New Roman" w:cs="Times New Roman"/>
-                <w:color w:val="000000"/>
-                <w:sz w:val="18"/>
-                <w:szCs w:val="18"/>
-              </w:rPr>
-              <w:t xml:space="preserve">219.622.000</w:t>
+            </w:pPr>
+            <w:r>
+              <w:rPr>
+                <w:rFonts w:ascii="Times New Roman" w:eastAsia="Times New Roman" w:hAnsi="Times New Roman" w:cs="Times New Roman"/>
+                <w:color w:val="000000"/>
+                <w:sz w:val="24"/>
+                <w:szCs w:val="24"/>
+              </w:rPr>
+              <w:t xml:space="preserve">219.622.000 đồng</w:t>
             </w:r>
           </w:p>
         </w:tc>
@@ -2516,14 +2512,13 @@
                 <w:sz w:val="24"/>
                 <w:szCs w:val="24"/>
               </w:rPr>
-              <w:jc w:val="left"/>
-            </w:pPr>
-            <w:r>
-              <w:rPr>
-                <w:rFonts w:ascii="Times New Roman" w:eastAsia="Times New Roman" w:hAnsi="Times New Roman" w:cs="Times New Roman"/>
-                <w:color w:val="000000"/>
-                <w:sz w:val="18"/>
-                <w:szCs w:val="18"/>
+            </w:pPr>
+            <w:r>
+              <w:rPr>
+                <w:rFonts w:ascii="Times New Roman" w:eastAsia="Times New Roman" w:hAnsi="Times New Roman" w:cs="Times New Roman"/>
+                <w:color w:val="000000"/>
+                <w:sz w:val="24"/>
+                <w:szCs w:val="24"/>
               </w:rPr>
               <w:t/>
             </w:r>
@@ -3072,7 +3067,7 @@
         <w:rPr>
           <w:rFonts w:ascii="Times New Roman" w:eastAsia="Times New Roman" w:hAnsi="Times New Roman" w:cs="Times New Roman"/>
         </w:rPr>
-        <w:t xml:space="preserve">- Tổng giá trị hàng hóa, dịch vụ mua vào: 219.622.000 (Số tiền bằng chữ: Hai trăm mười chín triệu sáu trăm hai mươi hai nghìn đồng)</w:t>
+        <w:t xml:space="preserve">- Tổng giá trị hàng hóa, dịch vụ mua vào: 219.622.000 đồng (Số tiền bằng chữ: Hai trăm mười chín triệu sáu trăm hai mươi hai nghìn đồng)</w:t>
       </w:r>
     </w:p>
     <w:tbl>
@@ -3463,6 +3458,8 @@
             <w:r>
               <w:rPr>
                 <w:rFonts w:ascii="Times New Roman" w:eastAsia="Times New Roman" w:hAnsi="Times New Roman" w:cs="Times New Roman"/>
+                <w:sz w:val="24"/>
+                <w:szCs w:val="24"/>
               </w:rPr>
               <w:t xml:space="preserve">Ngày 05 tháng 01 năm 2026</w:t>
             </w:r>
@@ -3817,7 +3814,7 @@
       <w:proofErr w:type="spellStart"/>
       <w:r>
         <w:rPr>
-          <w:rFonts w:ascii="Times New Roman" w:hAnsi="Times New Roman" w:cs="Times New Roman"/>
+          <w:rFonts w:ascii="Times New Roman" w:eastAsia="Times New Roman" w:hAnsi="Times New Roman" w:cs="Times New Roman"/>
           <w:b/>
           <w:i/>
           <w:sz w:val="24"/>
@@ -3828,7 +3825,7 @@
       <w:proofErr w:type="spellEnd"/>
       <w:r>
         <w:rPr>
-          <w:rFonts w:ascii="Times New Roman" w:hAnsi="Times New Roman" w:cs="Times New Roman"/>
+          <w:rFonts w:ascii="Times New Roman" w:eastAsia="Times New Roman" w:hAnsi="Times New Roman" w:cs="Times New Roman"/>
           <w:b/>
           <w:i/>
           <w:sz w:val="24"/>
@@ -3839,7 +3836,7 @@
       <w:proofErr w:type="spellStart"/>
       <w:r>
         <w:rPr>
-          <w:rFonts w:ascii="Times New Roman" w:hAnsi="Times New Roman" w:cs="Times New Roman"/>
+          <w:rFonts w:ascii="Times New Roman" w:eastAsia="Times New Roman" w:hAnsi="Times New Roman" w:cs="Times New Roman"/>
           <w:b/>
           <w:i/>
           <w:sz w:val="24"/>
@@ -3850,7 +3847,7 @@
       <w:proofErr w:type="spellEnd"/>
       <w:r>
         <w:rPr>
-          <w:rFonts w:ascii="Times New Roman" w:hAnsi="Times New Roman" w:cs="Times New Roman"/>
+          <w:rFonts w:ascii="Times New Roman" w:eastAsia="Times New Roman" w:hAnsi="Times New Roman" w:cs="Times New Roman"/>
           <w:b/>
           <w:i/>
           <w:sz w:val="24"/>
@@ -3872,7 +3869,7 @@
       </w:pPr>
       <w:r>
         <w:rPr>
-          <w:rFonts w:ascii="Times New Roman" w:hAnsi="Times New Roman" w:cs="Times New Roman"/>
+          <w:rFonts w:ascii="Times New Roman" w:eastAsia="Times New Roman" w:hAnsi="Times New Roman" w:cs="Times New Roman"/>
           <w:b/>
           <w:i/>
           <w:sz w:val="24"/>
@@ -3882,17 +3879,17 @@
       </w:r>
       <w:r>
         <w:rPr>
-          <w:rFonts w:ascii="Times New Roman" w:hAnsi="Times New Roman" w:cs="Times New Roman"/>
-          <w:i/>
-          <w:sz w:val="24"/>
-          <w:szCs w:val="24"/>
-        </w:rPr>
-        <w:t xml:space="preserve"> </w:t>
-      </w:r>
-      <w:proofErr w:type="spellStart"/>
-      <w:r>
-        <w:rPr>
-          <w:rFonts w:ascii="Times New Roman" w:hAnsi="Times New Roman" w:cs="Times New Roman"/>
+          <w:rFonts w:ascii="Times New Roman" w:eastAsia="Times New Roman" w:hAnsi="Times New Roman" w:cs="Times New Roman"/>
+          <w:i/>
+          <w:sz w:val="24"/>
+          <w:szCs w:val="24"/>
+        </w:rPr>
+        <w:t xml:space="preserve"> </w:t>
+      </w:r>
+      <w:proofErr w:type="spellStart"/>
+      <w:r>
+        <w:rPr>
+          <w:rFonts w:ascii="Times New Roman" w:eastAsia="Times New Roman" w:hAnsi="Times New Roman" w:cs="Times New Roman"/>
           <w:i/>
           <w:sz w:val="24"/>
           <w:szCs w:val="24"/>
@@ -3902,17 +3899,17 @@
       <w:proofErr w:type="spellEnd"/>
       <w:r>
         <w:rPr>
-          <w:rFonts w:ascii="Times New Roman" w:hAnsi="Times New Roman" w:cs="Times New Roman"/>
-          <w:i/>
-          <w:sz w:val="24"/>
-          <w:szCs w:val="24"/>
-        </w:rPr>
-        <w:t xml:space="preserve"> </w:t>
-      </w:r>
-      <w:proofErr w:type="spellStart"/>
-      <w:r>
-        <w:rPr>
-          <w:rFonts w:ascii="Times New Roman" w:hAnsi="Times New Roman" w:cs="Times New Roman"/>
+          <w:rFonts w:ascii="Times New Roman" w:eastAsia="Times New Roman" w:hAnsi="Times New Roman" w:cs="Times New Roman"/>
+          <w:i/>
+          <w:sz w:val="24"/>
+          <w:szCs w:val="24"/>
+        </w:rPr>
+        <w:t xml:space="preserve"> </w:t>
+      </w:r>
+      <w:proofErr w:type="spellStart"/>
+      <w:r>
+        <w:rPr>
+          <w:rFonts w:ascii="Times New Roman" w:eastAsia="Times New Roman" w:hAnsi="Times New Roman" w:cs="Times New Roman"/>
           <w:i/>
           <w:sz w:val="24"/>
           <w:szCs w:val="24"/>
@@ -3922,17 +3919,17 @@
       <w:proofErr w:type="spellEnd"/>
       <w:r>
         <w:rPr>
-          <w:rFonts w:ascii="Times New Roman" w:hAnsi="Times New Roman" w:cs="Times New Roman"/>
-          <w:i/>
-          <w:sz w:val="24"/>
-          <w:szCs w:val="24"/>
-        </w:rPr>
-        <w:t xml:space="preserve"> </w:t>
-      </w:r>
-      <w:proofErr w:type="spellStart"/>
-      <w:r>
-        <w:rPr>
-          <w:rFonts w:ascii="Times New Roman" w:hAnsi="Times New Roman" w:cs="Times New Roman"/>
+          <w:rFonts w:ascii="Times New Roman" w:eastAsia="Times New Roman" w:hAnsi="Times New Roman" w:cs="Times New Roman"/>
+          <w:i/>
+          <w:sz w:val="24"/>
+          <w:szCs w:val="24"/>
+        </w:rPr>
+        <w:t xml:space="preserve"> </w:t>
+      </w:r>
+      <w:proofErr w:type="spellStart"/>
+      <w:r>
+        <w:rPr>
+          <w:rFonts w:ascii="Times New Roman" w:eastAsia="Times New Roman" w:hAnsi="Times New Roman" w:cs="Times New Roman"/>
           <w:i/>
           <w:sz w:val="24"/>
           <w:szCs w:val="24"/>
@@ -3942,17 +3939,17 @@
       <w:proofErr w:type="spellEnd"/>
       <w:r>
         <w:rPr>
-          <w:rFonts w:ascii="Times New Roman" w:hAnsi="Times New Roman" w:cs="Times New Roman"/>
-          <w:i/>
-          <w:sz w:val="24"/>
-          <w:szCs w:val="24"/>
-        </w:rPr>
-        <w:t xml:space="preserve"> </w:t>
-      </w:r>
-      <w:proofErr w:type="spellStart"/>
-      <w:r>
-        <w:rPr>
-          <w:rFonts w:ascii="Times New Roman" w:hAnsi="Times New Roman" w:cs="Times New Roman"/>
+          <w:rFonts w:ascii="Times New Roman" w:eastAsia="Times New Roman" w:hAnsi="Times New Roman" w:cs="Times New Roman"/>
+          <w:i/>
+          <w:sz w:val="24"/>
+          <w:szCs w:val="24"/>
+        </w:rPr>
+        <w:t xml:space="preserve"> </w:t>
+      </w:r>
+      <w:proofErr w:type="spellStart"/>
+      <w:r>
+        <w:rPr>
+          <w:rFonts w:ascii="Times New Roman" w:eastAsia="Times New Roman" w:hAnsi="Times New Roman" w:cs="Times New Roman"/>
           <w:i/>
           <w:sz w:val="24"/>
           <w:szCs w:val="24"/>
@@ -3962,17 +3959,17 @@
       <w:proofErr w:type="spellEnd"/>
       <w:r>
         <w:rPr>
-          <w:rFonts w:ascii="Times New Roman" w:hAnsi="Times New Roman" w:cs="Times New Roman"/>
-          <w:i/>
-          <w:sz w:val="24"/>
-          <w:szCs w:val="24"/>
-        </w:rPr>
-        <w:t xml:space="preserve"> </w:t>
-      </w:r>
-      <w:proofErr w:type="spellStart"/>
-      <w:r>
-        <w:rPr>
-          <w:rFonts w:ascii="Times New Roman" w:hAnsi="Times New Roman" w:cs="Times New Roman"/>
+          <w:rFonts w:ascii="Times New Roman" w:eastAsia="Times New Roman" w:hAnsi="Times New Roman" w:cs="Times New Roman"/>
+          <w:i/>
+          <w:sz w:val="24"/>
+          <w:szCs w:val="24"/>
+        </w:rPr>
+        <w:t xml:space="preserve"> </w:t>
+      </w:r>
+      <w:proofErr w:type="spellStart"/>
+      <w:r>
+        <w:rPr>
+          <w:rFonts w:ascii="Times New Roman" w:eastAsia="Times New Roman" w:hAnsi="Times New Roman" w:cs="Times New Roman"/>
           <w:i/>
           <w:sz w:val="24"/>
           <w:szCs w:val="24"/>
@@ -3982,17 +3979,17 @@
       <w:proofErr w:type="spellEnd"/>
       <w:r>
         <w:rPr>
-          <w:rFonts w:ascii="Times New Roman" w:hAnsi="Times New Roman" w:cs="Times New Roman"/>
-          <w:i/>
-          <w:sz w:val="24"/>
-          <w:szCs w:val="24"/>
-        </w:rPr>
-        <w:t xml:space="preserve"> </w:t>
-      </w:r>
-      <w:proofErr w:type="spellStart"/>
-      <w:r>
-        <w:rPr>
-          <w:rFonts w:ascii="Times New Roman" w:hAnsi="Times New Roman" w:cs="Times New Roman"/>
+          <w:rFonts w:ascii="Times New Roman" w:eastAsia="Times New Roman" w:hAnsi="Times New Roman" w:cs="Times New Roman"/>
+          <w:i/>
+          <w:sz w:val="24"/>
+          <w:szCs w:val="24"/>
+        </w:rPr>
+        <w:t xml:space="preserve"> </w:t>
+      </w:r>
+      <w:proofErr w:type="spellStart"/>
+      <w:r>
+        <w:rPr>
+          <w:rFonts w:ascii="Times New Roman" w:eastAsia="Times New Roman" w:hAnsi="Times New Roman" w:cs="Times New Roman"/>
           <w:i/>
           <w:sz w:val="24"/>
           <w:szCs w:val="24"/>
@@ -4002,17 +3999,17 @@
       <w:proofErr w:type="spellEnd"/>
       <w:r>
         <w:rPr>
-          <w:rFonts w:ascii="Times New Roman" w:hAnsi="Times New Roman" w:cs="Times New Roman"/>
-          <w:i/>
-          <w:sz w:val="24"/>
-          <w:szCs w:val="24"/>
-        </w:rPr>
-        <w:t xml:space="preserve"> </w:t>
-      </w:r>
-      <w:proofErr w:type="spellStart"/>
-      <w:r>
-        <w:rPr>
-          <w:rFonts w:ascii="Times New Roman" w:hAnsi="Times New Roman" w:cs="Times New Roman"/>
+          <w:rFonts w:ascii="Times New Roman" w:eastAsia="Times New Roman" w:hAnsi="Times New Roman" w:cs="Times New Roman"/>
+          <w:i/>
+          <w:sz w:val="24"/>
+          <w:szCs w:val="24"/>
+        </w:rPr>
+        <w:t xml:space="preserve"> </w:t>
+      </w:r>
+      <w:proofErr w:type="spellStart"/>
+      <w:r>
+        <w:rPr>
+          <w:rFonts w:ascii="Times New Roman" w:eastAsia="Times New Roman" w:hAnsi="Times New Roman" w:cs="Times New Roman"/>
           <w:i/>
           <w:sz w:val="24"/>
           <w:szCs w:val="24"/>
@@ -4022,17 +4019,17 @@
       <w:proofErr w:type="spellEnd"/>
       <w:r>
         <w:rPr>
-          <w:rFonts w:ascii="Times New Roman" w:hAnsi="Times New Roman" w:cs="Times New Roman"/>
-          <w:i/>
-          <w:sz w:val="24"/>
-          <w:szCs w:val="24"/>
-        </w:rPr>
-        <w:t xml:space="preserve"> </w:t>
-      </w:r>
-      <w:proofErr w:type="spellStart"/>
-      <w:r>
-        <w:rPr>
-          <w:rFonts w:ascii="Times New Roman" w:hAnsi="Times New Roman" w:cs="Times New Roman"/>
+          <w:rFonts w:ascii="Times New Roman" w:eastAsia="Times New Roman" w:hAnsi="Times New Roman" w:cs="Times New Roman"/>
+          <w:i/>
+          <w:sz w:val="24"/>
+          <w:szCs w:val="24"/>
+        </w:rPr>
+        <w:t xml:space="preserve"> </w:t>
+      </w:r>
+      <w:proofErr w:type="spellStart"/>
+      <w:r>
+        <w:rPr>
+          <w:rFonts w:ascii="Times New Roman" w:eastAsia="Times New Roman" w:hAnsi="Times New Roman" w:cs="Times New Roman"/>
           <w:i/>
           <w:sz w:val="24"/>
           <w:szCs w:val="24"/>
@@ -4042,17 +4039,17 @@
       <w:proofErr w:type="spellEnd"/>
       <w:r>
         <w:rPr>
-          <w:rFonts w:ascii="Times New Roman" w:hAnsi="Times New Roman" w:cs="Times New Roman"/>
-          <w:i/>
-          <w:sz w:val="24"/>
-          <w:szCs w:val="24"/>
-        </w:rPr>
-        <w:t xml:space="preserve"> </w:t>
-      </w:r>
-      <w:proofErr w:type="spellStart"/>
-      <w:r>
-        <w:rPr>
-          <w:rFonts w:ascii="Times New Roman" w:hAnsi="Times New Roman" w:cs="Times New Roman"/>
+          <w:rFonts w:ascii="Times New Roman" w:eastAsia="Times New Roman" w:hAnsi="Times New Roman" w:cs="Times New Roman"/>
+          <w:i/>
+          <w:sz w:val="24"/>
+          <w:szCs w:val="24"/>
+        </w:rPr>
+        <w:t xml:space="preserve"> </w:t>
+      </w:r>
+      <w:proofErr w:type="spellStart"/>
+      <w:r>
+        <w:rPr>
+          <w:rFonts w:ascii="Times New Roman" w:eastAsia="Times New Roman" w:hAnsi="Times New Roman" w:cs="Times New Roman"/>
           <w:i/>
           <w:sz w:val="24"/>
           <w:szCs w:val="24"/>
@@ -4062,7 +4059,7 @@
       <w:proofErr w:type="spellEnd"/>
       <w:r>
         <w:rPr>
-          <w:rFonts w:ascii="Times New Roman" w:hAnsi="Times New Roman" w:cs="Times New Roman"/>
+          <w:rFonts w:ascii="Times New Roman" w:eastAsia="Times New Roman" w:hAnsi="Times New Roman" w:cs="Times New Roman"/>
           <w:i/>
           <w:sz w:val="24"/>
           <w:szCs w:val="24"/>
@@ -4072,7 +4069,7 @@
       <w:proofErr w:type="spellStart"/>
       <w:r>
         <w:rPr>
-          <w:rFonts w:ascii="Times New Roman" w:hAnsi="Times New Roman" w:cs="Times New Roman"/>
+          <w:rFonts w:ascii="Times New Roman" w:eastAsia="Times New Roman" w:hAnsi="Times New Roman" w:cs="Times New Roman"/>
           <w:i/>
           <w:sz w:val="24"/>
           <w:szCs w:val="24"/>
@@ -4082,17 +4079,17 @@
       <w:proofErr w:type="spellEnd"/>
       <w:r>
         <w:rPr>
-          <w:rFonts w:ascii="Times New Roman" w:hAnsi="Times New Roman" w:cs="Times New Roman"/>
-          <w:i/>
-          <w:sz w:val="24"/>
-          <w:szCs w:val="24"/>
-        </w:rPr>
-        <w:t xml:space="preserve"> </w:t>
-      </w:r>
-      <w:proofErr w:type="spellStart"/>
-      <w:r>
-        <w:rPr>
-          <w:rFonts w:ascii="Times New Roman" w:hAnsi="Times New Roman" w:cs="Times New Roman"/>
+          <w:rFonts w:ascii="Times New Roman" w:eastAsia="Times New Roman" w:hAnsi="Times New Roman" w:cs="Times New Roman"/>
+          <w:i/>
+          <w:sz w:val="24"/>
+          <w:szCs w:val="24"/>
+        </w:rPr>
+        <w:t xml:space="preserve"> </w:t>
+      </w:r>
+      <w:proofErr w:type="spellStart"/>
+      <w:r>
+        <w:rPr>
+          <w:rFonts w:ascii="Times New Roman" w:eastAsia="Times New Roman" w:hAnsi="Times New Roman" w:cs="Times New Roman"/>
           <w:i/>
           <w:sz w:val="24"/>
           <w:szCs w:val="24"/>
@@ -4102,17 +4099,17 @@
       <w:proofErr w:type="spellEnd"/>
       <w:r>
         <w:rPr>
-          <w:rFonts w:ascii="Times New Roman" w:hAnsi="Times New Roman" w:cs="Times New Roman"/>
-          <w:i/>
-          <w:sz w:val="24"/>
-          <w:szCs w:val="24"/>
-        </w:rPr>
-        <w:t xml:space="preserve"> </w:t>
-      </w:r>
-      <w:proofErr w:type="spellStart"/>
-      <w:r>
-        <w:rPr>
-          <w:rFonts w:ascii="Times New Roman" w:hAnsi="Times New Roman" w:cs="Times New Roman"/>
+          <w:rFonts w:ascii="Times New Roman" w:eastAsia="Times New Roman" w:hAnsi="Times New Roman" w:cs="Times New Roman"/>
+          <w:i/>
+          <w:sz w:val="24"/>
+          <w:szCs w:val="24"/>
+        </w:rPr>
+        <w:t xml:space="preserve"> </w:t>
+      </w:r>
+      <w:proofErr w:type="spellStart"/>
+      <w:r>
+        <w:rPr>
+          <w:rFonts w:ascii="Times New Roman" w:eastAsia="Times New Roman" w:hAnsi="Times New Roman" w:cs="Times New Roman"/>
           <w:i/>
           <w:sz w:val="24"/>
           <w:szCs w:val="24"/>
@@ -4122,17 +4119,17 @@
       <w:proofErr w:type="spellEnd"/>
       <w:r>
         <w:rPr>
-          <w:rFonts w:ascii="Times New Roman" w:hAnsi="Times New Roman" w:cs="Times New Roman"/>
-          <w:i/>
-          <w:sz w:val="24"/>
-          <w:szCs w:val="24"/>
-        </w:rPr>
-        <w:t xml:space="preserve"> </w:t>
-      </w:r>
-      <w:proofErr w:type="spellStart"/>
-      <w:r>
-        <w:rPr>
-          <w:rFonts w:ascii="Times New Roman" w:hAnsi="Times New Roman" w:cs="Times New Roman"/>
+          <w:rFonts w:ascii="Times New Roman" w:eastAsia="Times New Roman" w:hAnsi="Times New Roman" w:cs="Times New Roman"/>
+          <w:i/>
+          <w:sz w:val="24"/>
+          <w:szCs w:val="24"/>
+        </w:rPr>
+        <w:t xml:space="preserve"> </w:t>
+      </w:r>
+      <w:proofErr w:type="spellStart"/>
+      <w:r>
+        <w:rPr>
+          <w:rFonts w:ascii="Times New Roman" w:eastAsia="Times New Roman" w:hAnsi="Times New Roman" w:cs="Times New Roman"/>
           <w:i/>
           <w:sz w:val="24"/>
           <w:szCs w:val="24"/>
@@ -4142,17 +4139,17 @@
       <w:proofErr w:type="spellEnd"/>
       <w:r>
         <w:rPr>
-          <w:rFonts w:ascii="Times New Roman" w:hAnsi="Times New Roman" w:cs="Times New Roman"/>
-          <w:i/>
-          <w:sz w:val="24"/>
-          <w:szCs w:val="24"/>
-        </w:rPr>
-        <w:t xml:space="preserve"> </w:t>
-      </w:r>
-      <w:proofErr w:type="spellStart"/>
-      <w:r>
-        <w:rPr>
-          <w:rFonts w:ascii="Times New Roman" w:hAnsi="Times New Roman" w:cs="Times New Roman"/>
+          <w:rFonts w:ascii="Times New Roman" w:eastAsia="Times New Roman" w:hAnsi="Times New Roman" w:cs="Times New Roman"/>
+          <w:i/>
+          <w:sz w:val="24"/>
+          <w:szCs w:val="24"/>
+        </w:rPr>
+        <w:t xml:space="preserve"> </w:t>
+      </w:r>
+      <w:proofErr w:type="spellStart"/>
+      <w:r>
+        <w:rPr>
+          <w:rFonts w:ascii="Times New Roman" w:eastAsia="Times New Roman" w:hAnsi="Times New Roman" w:cs="Times New Roman"/>
           <w:i/>
           <w:sz w:val="24"/>
           <w:szCs w:val="24"/>
@@ -4162,17 +4159,17 @@
       <w:proofErr w:type="spellEnd"/>
       <w:r>
         <w:rPr>
-          <w:rFonts w:ascii="Times New Roman" w:hAnsi="Times New Roman" w:cs="Times New Roman"/>
-          <w:i/>
-          <w:sz w:val="24"/>
-          <w:szCs w:val="24"/>
-        </w:rPr>
-        <w:t xml:space="preserve"> </w:t>
-      </w:r>
-      <w:proofErr w:type="spellStart"/>
-      <w:r>
-        <w:rPr>
-          <w:rFonts w:ascii="Times New Roman" w:hAnsi="Times New Roman" w:cs="Times New Roman"/>
+          <w:rFonts w:ascii="Times New Roman" w:eastAsia="Times New Roman" w:hAnsi="Times New Roman" w:cs="Times New Roman"/>
+          <w:i/>
+          <w:sz w:val="24"/>
+          <w:szCs w:val="24"/>
+        </w:rPr>
+        <w:t xml:space="preserve"> </w:t>
+      </w:r>
+      <w:proofErr w:type="spellStart"/>
+      <w:r>
+        <w:rPr>
+          <w:rFonts w:ascii="Times New Roman" w:eastAsia="Times New Roman" w:hAnsi="Times New Roman" w:cs="Times New Roman"/>
           <w:i/>
           <w:sz w:val="24"/>
           <w:szCs w:val="24"/>
@@ -4182,17 +4179,17 @@
       <w:proofErr w:type="spellEnd"/>
       <w:r>
         <w:rPr>
-          <w:rFonts w:ascii="Times New Roman" w:hAnsi="Times New Roman" w:cs="Times New Roman"/>
-          <w:i/>
-          <w:sz w:val="24"/>
-          <w:szCs w:val="24"/>
-        </w:rPr>
-        <w:t xml:space="preserve"> </w:t>
-      </w:r>
-      <w:proofErr w:type="spellStart"/>
-      <w:r>
-        <w:rPr>
-          <w:rFonts w:ascii="Times New Roman" w:hAnsi="Times New Roman" w:cs="Times New Roman"/>
+          <w:rFonts w:ascii="Times New Roman" w:eastAsia="Times New Roman" w:hAnsi="Times New Roman" w:cs="Times New Roman"/>
+          <w:i/>
+          <w:sz w:val="24"/>
+          <w:szCs w:val="24"/>
+        </w:rPr>
+        <w:t xml:space="preserve"> </w:t>
+      </w:r>
+      <w:proofErr w:type="spellStart"/>
+      <w:r>
+        <w:rPr>
+          <w:rFonts w:ascii="Times New Roman" w:eastAsia="Times New Roman" w:hAnsi="Times New Roman" w:cs="Times New Roman"/>
           <w:i/>
           <w:sz w:val="24"/>
           <w:szCs w:val="24"/>
@@ -4202,17 +4199,17 @@
       <w:proofErr w:type="spellEnd"/>
       <w:r>
         <w:rPr>
-          <w:rFonts w:ascii="Times New Roman" w:hAnsi="Times New Roman" w:cs="Times New Roman"/>
-          <w:i/>
-          <w:sz w:val="24"/>
-          <w:szCs w:val="24"/>
-        </w:rPr>
-        <w:t xml:space="preserve"> </w:t>
-      </w:r>
-      <w:proofErr w:type="spellStart"/>
-      <w:r>
-        <w:rPr>
-          <w:rFonts w:ascii="Times New Roman" w:hAnsi="Times New Roman" w:cs="Times New Roman"/>
+          <w:rFonts w:ascii="Times New Roman" w:eastAsia="Times New Roman" w:hAnsi="Times New Roman" w:cs="Times New Roman"/>
+          <w:i/>
+          <w:sz w:val="24"/>
+          <w:szCs w:val="24"/>
+        </w:rPr>
+        <w:t xml:space="preserve"> </w:t>
+      </w:r>
+      <w:proofErr w:type="spellStart"/>
+      <w:r>
+        <w:rPr>
+          <w:rFonts w:ascii="Times New Roman" w:eastAsia="Times New Roman" w:hAnsi="Times New Roman" w:cs="Times New Roman"/>
           <w:i/>
           <w:sz w:val="24"/>
           <w:szCs w:val="24"/>
@@ -4222,17 +4219,17 @@
       <w:proofErr w:type="spellEnd"/>
       <w:r>
         <w:rPr>
-          <w:rFonts w:ascii="Times New Roman" w:hAnsi="Times New Roman" w:cs="Times New Roman"/>
-          <w:i/>
-          <w:sz w:val="24"/>
-          <w:szCs w:val="24"/>
-        </w:rPr>
-        <w:t xml:space="preserve"> </w:t>
-      </w:r>
-      <w:proofErr w:type="spellStart"/>
-      <w:r>
-        <w:rPr>
-          <w:rFonts w:ascii="Times New Roman" w:hAnsi="Times New Roman" w:cs="Times New Roman"/>
+          <w:rFonts w:ascii="Times New Roman" w:eastAsia="Times New Roman" w:hAnsi="Times New Roman" w:cs="Times New Roman"/>
+          <w:i/>
+          <w:sz w:val="24"/>
+          <w:szCs w:val="24"/>
+        </w:rPr>
+        <w:t xml:space="preserve"> </w:t>
+      </w:r>
+      <w:proofErr w:type="spellStart"/>
+      <w:r>
+        <w:rPr>
+          <w:rFonts w:ascii="Times New Roman" w:eastAsia="Times New Roman" w:hAnsi="Times New Roman" w:cs="Times New Roman"/>
           <w:i/>
           <w:sz w:val="24"/>
           <w:szCs w:val="24"/>
@@ -4242,17 +4239,17 @@
       <w:proofErr w:type="spellEnd"/>
       <w:r>
         <w:rPr>
-          <w:rFonts w:ascii="Times New Roman" w:hAnsi="Times New Roman" w:cs="Times New Roman"/>
-          <w:i/>
-          <w:sz w:val="24"/>
-          <w:szCs w:val="24"/>
-        </w:rPr>
-        <w:t xml:space="preserve"> </w:t>
-      </w:r>
-      <w:proofErr w:type="spellStart"/>
-      <w:r>
-        <w:rPr>
-          <w:rFonts w:ascii="Times New Roman" w:hAnsi="Times New Roman" w:cs="Times New Roman"/>
+          <w:rFonts w:ascii="Times New Roman" w:eastAsia="Times New Roman" w:hAnsi="Times New Roman" w:cs="Times New Roman"/>
+          <w:i/>
+          <w:sz w:val="24"/>
+          <w:szCs w:val="24"/>
+        </w:rPr>
+        <w:t xml:space="preserve"> </w:t>
+      </w:r>
+      <w:proofErr w:type="spellStart"/>
+      <w:r>
+        <w:rPr>
+          <w:rFonts w:ascii="Times New Roman" w:eastAsia="Times New Roman" w:hAnsi="Times New Roman" w:cs="Times New Roman"/>
           <w:i/>
           <w:sz w:val="24"/>
           <w:szCs w:val="24"/>
@@ -4262,17 +4259,17 @@
       <w:proofErr w:type="spellEnd"/>
       <w:r>
         <w:rPr>
-          <w:rFonts w:ascii="Times New Roman" w:hAnsi="Times New Roman" w:cs="Times New Roman"/>
-          <w:i/>
-          <w:sz w:val="24"/>
-          <w:szCs w:val="24"/>
-        </w:rPr>
-        <w:t xml:space="preserve"> </w:t>
-      </w:r>
-      <w:proofErr w:type="spellStart"/>
-      <w:r>
-        <w:rPr>
-          <w:rFonts w:ascii="Times New Roman" w:hAnsi="Times New Roman" w:cs="Times New Roman"/>
+          <w:rFonts w:ascii="Times New Roman" w:eastAsia="Times New Roman" w:hAnsi="Times New Roman" w:cs="Times New Roman"/>
+          <w:i/>
+          <w:sz w:val="24"/>
+          <w:szCs w:val="24"/>
+        </w:rPr>
+        <w:t xml:space="preserve"> </w:t>
+      </w:r>
+      <w:proofErr w:type="spellStart"/>
+      <w:r>
+        <w:rPr>
+          <w:rFonts w:ascii="Times New Roman" w:eastAsia="Times New Roman" w:hAnsi="Times New Roman" w:cs="Times New Roman"/>
           <w:i/>
           <w:sz w:val="24"/>
           <w:szCs w:val="24"/>
@@ -4282,17 +4279,17 @@
       <w:proofErr w:type="spellEnd"/>
       <w:r>
         <w:rPr>
-          <w:rFonts w:ascii="Times New Roman" w:hAnsi="Times New Roman" w:cs="Times New Roman"/>
-          <w:i/>
-          <w:sz w:val="24"/>
-          <w:szCs w:val="24"/>
-        </w:rPr>
-        <w:t xml:space="preserve"> </w:t>
-      </w:r>
-      <w:proofErr w:type="spellStart"/>
-      <w:r>
-        <w:rPr>
-          <w:rFonts w:ascii="Times New Roman" w:hAnsi="Times New Roman" w:cs="Times New Roman"/>
+          <w:rFonts w:ascii="Times New Roman" w:eastAsia="Times New Roman" w:hAnsi="Times New Roman" w:cs="Times New Roman"/>
+          <w:i/>
+          <w:sz w:val="24"/>
+          <w:szCs w:val="24"/>
+        </w:rPr>
+        <w:t xml:space="preserve"> </w:t>
+      </w:r>
+      <w:proofErr w:type="spellStart"/>
+      <w:r>
+        <w:rPr>
+          <w:rFonts w:ascii="Times New Roman" w:eastAsia="Times New Roman" w:hAnsi="Times New Roman" w:cs="Times New Roman"/>
           <w:i/>
           <w:sz w:val="24"/>
           <w:szCs w:val="24"/>
@@ -4302,17 +4299,17 @@
       <w:proofErr w:type="spellEnd"/>
       <w:r>
         <w:rPr>
-          <w:rFonts w:ascii="Times New Roman" w:hAnsi="Times New Roman" w:cs="Times New Roman"/>
-          <w:i/>
-          <w:sz w:val="24"/>
-          <w:szCs w:val="24"/>
-        </w:rPr>
-        <w:t xml:space="preserve"> </w:t>
-      </w:r>
-      <w:proofErr w:type="spellStart"/>
-      <w:r>
-        <w:rPr>
-          <w:rFonts w:ascii="Times New Roman" w:hAnsi="Times New Roman" w:cs="Times New Roman"/>
+          <w:rFonts w:ascii="Times New Roman" w:eastAsia="Times New Roman" w:hAnsi="Times New Roman" w:cs="Times New Roman"/>
+          <w:i/>
+          <w:sz w:val="24"/>
+          <w:szCs w:val="24"/>
+        </w:rPr>
+        <w:t xml:space="preserve"> </w:t>
+      </w:r>
+      <w:proofErr w:type="spellStart"/>
+      <w:r>
+        <w:rPr>
+          <w:rFonts w:ascii="Times New Roman" w:eastAsia="Times New Roman" w:hAnsi="Times New Roman" w:cs="Times New Roman"/>
           <w:i/>
           <w:sz w:val="24"/>
           <w:szCs w:val="24"/>
@@ -4322,7 +4319,7 @@
       <w:proofErr w:type="spellEnd"/>
       <w:r>
         <w:rPr>
-          <w:rFonts w:ascii="Times New Roman" w:hAnsi="Times New Roman" w:cs="Times New Roman"/>
+          <w:rFonts w:ascii="Times New Roman" w:eastAsia="Times New Roman" w:hAnsi="Times New Roman" w:cs="Times New Roman"/>
           <w:i/>
           <w:sz w:val="24"/>
           <w:szCs w:val="24"/>
@@ -4332,7 +4329,7 @@
       <w:proofErr w:type="spellStart"/>
       <w:r>
         <w:rPr>
-          <w:rFonts w:ascii="Times New Roman" w:hAnsi="Times New Roman" w:cs="Times New Roman"/>
+          <w:rFonts w:ascii="Times New Roman" w:eastAsia="Times New Roman" w:hAnsi="Times New Roman" w:cs="Times New Roman"/>
           <w:i/>
           <w:sz w:val="24"/>
           <w:szCs w:val="24"/>
@@ -4342,17 +4339,17 @@
       <w:proofErr w:type="spellEnd"/>
       <w:r>
         <w:rPr>
-          <w:rFonts w:ascii="Times New Roman" w:hAnsi="Times New Roman" w:cs="Times New Roman"/>
-          <w:i/>
-          <w:sz w:val="24"/>
-          <w:szCs w:val="24"/>
-        </w:rPr>
-        <w:t xml:space="preserve"> </w:t>
-      </w:r>
-      <w:proofErr w:type="spellStart"/>
-      <w:r>
-        <w:rPr>
-          <w:rFonts w:ascii="Times New Roman" w:hAnsi="Times New Roman" w:cs="Times New Roman"/>
+          <w:rFonts w:ascii="Times New Roman" w:eastAsia="Times New Roman" w:hAnsi="Times New Roman" w:cs="Times New Roman"/>
+          <w:i/>
+          <w:sz w:val="24"/>
+          <w:szCs w:val="24"/>
+        </w:rPr>
+        <w:t xml:space="preserve"> </w:t>
+      </w:r>
+      <w:proofErr w:type="spellStart"/>
+      <w:r>
+        <w:rPr>
+          <w:rFonts w:ascii="Times New Roman" w:eastAsia="Times New Roman" w:hAnsi="Times New Roman" w:cs="Times New Roman"/>
           <w:i/>
           <w:sz w:val="24"/>
           <w:szCs w:val="24"/>
@@ -4362,17 +4359,17 @@
       <w:proofErr w:type="spellEnd"/>
       <w:r>
         <w:rPr>
-          <w:rFonts w:ascii="Times New Roman" w:hAnsi="Times New Roman" w:cs="Times New Roman"/>
-          <w:i/>
-          <w:sz w:val="24"/>
-          <w:szCs w:val="24"/>
-        </w:rPr>
-        <w:t xml:space="preserve"> </w:t>
-      </w:r>
-      <w:proofErr w:type="spellStart"/>
-      <w:r>
-        <w:rPr>
-          <w:rFonts w:ascii="Times New Roman" w:hAnsi="Times New Roman" w:cs="Times New Roman"/>
+          <w:rFonts w:ascii="Times New Roman" w:eastAsia="Times New Roman" w:hAnsi="Times New Roman" w:cs="Times New Roman"/>
+          <w:i/>
+          <w:sz w:val="24"/>
+          <w:szCs w:val="24"/>
+        </w:rPr>
+        <w:t xml:space="preserve"> </w:t>
+      </w:r>
+      <w:proofErr w:type="spellStart"/>
+      <w:r>
+        <w:rPr>
+          <w:rFonts w:ascii="Times New Roman" w:eastAsia="Times New Roman" w:hAnsi="Times New Roman" w:cs="Times New Roman"/>
           <w:i/>
           <w:sz w:val="24"/>
           <w:szCs w:val="24"/>
@@ -4382,17 +4379,17 @@
       <w:proofErr w:type="spellEnd"/>
       <w:r>
         <w:rPr>
-          <w:rFonts w:ascii="Times New Roman" w:hAnsi="Times New Roman" w:cs="Times New Roman"/>
-          <w:i/>
-          <w:sz w:val="24"/>
-          <w:szCs w:val="24"/>
-        </w:rPr>
-        <w:t xml:space="preserve"> </w:t>
-      </w:r>
-      <w:proofErr w:type="spellStart"/>
-      <w:r>
-        <w:rPr>
-          <w:rFonts w:ascii="Times New Roman" w:hAnsi="Times New Roman" w:cs="Times New Roman"/>
+          <w:rFonts w:ascii="Times New Roman" w:eastAsia="Times New Roman" w:hAnsi="Times New Roman" w:cs="Times New Roman"/>
+          <w:i/>
+          <w:sz w:val="24"/>
+          <w:szCs w:val="24"/>
+        </w:rPr>
+        <w:t xml:space="preserve"> </w:t>
+      </w:r>
+      <w:proofErr w:type="spellStart"/>
+      <w:r>
+        <w:rPr>
+          <w:rFonts w:ascii="Times New Roman" w:eastAsia="Times New Roman" w:hAnsi="Times New Roman" w:cs="Times New Roman"/>
           <w:i/>
           <w:sz w:val="24"/>
           <w:szCs w:val="24"/>
@@ -4402,17 +4399,17 @@
       <w:proofErr w:type="spellEnd"/>
       <w:r>
         <w:rPr>
-          <w:rFonts w:ascii="Times New Roman" w:hAnsi="Times New Roman" w:cs="Times New Roman"/>
-          <w:i/>
-          <w:sz w:val="24"/>
-          <w:szCs w:val="24"/>
-        </w:rPr>
-        <w:t xml:space="preserve"> </w:t>
-      </w:r>
-      <w:proofErr w:type="spellStart"/>
-      <w:r>
-        <w:rPr>
-          <w:rFonts w:ascii="Times New Roman" w:hAnsi="Times New Roman" w:cs="Times New Roman"/>
+          <w:rFonts w:ascii="Times New Roman" w:eastAsia="Times New Roman" w:hAnsi="Times New Roman" w:cs="Times New Roman"/>
+          <w:i/>
+          <w:sz w:val="24"/>
+          <w:szCs w:val="24"/>
+        </w:rPr>
+        <w:t xml:space="preserve"> </w:t>
+      </w:r>
+      <w:proofErr w:type="spellStart"/>
+      <w:r>
+        <w:rPr>
+          <w:rFonts w:ascii="Times New Roman" w:eastAsia="Times New Roman" w:hAnsi="Times New Roman" w:cs="Times New Roman"/>
           <w:i/>
           <w:sz w:val="24"/>
           <w:szCs w:val="24"/>
@@ -4422,17 +4419,17 @@
       <w:proofErr w:type="spellEnd"/>
       <w:r>
         <w:rPr>
-          <w:rFonts w:ascii="Times New Roman" w:hAnsi="Times New Roman" w:cs="Times New Roman"/>
-          <w:i/>
-          <w:sz w:val="24"/>
-          <w:szCs w:val="24"/>
-        </w:rPr>
-        <w:t xml:space="preserve"> </w:t>
-      </w:r>
-      <w:proofErr w:type="spellStart"/>
-      <w:r>
-        <w:rPr>
-          <w:rFonts w:ascii="Times New Roman" w:hAnsi="Times New Roman" w:cs="Times New Roman"/>
+          <w:rFonts w:ascii="Times New Roman" w:eastAsia="Times New Roman" w:hAnsi="Times New Roman" w:cs="Times New Roman"/>
+          <w:i/>
+          <w:sz w:val="24"/>
+          <w:szCs w:val="24"/>
+        </w:rPr>
+        <w:t xml:space="preserve"> </w:t>
+      </w:r>
+      <w:proofErr w:type="spellStart"/>
+      <w:r>
+        <w:rPr>
+          <w:rFonts w:ascii="Times New Roman" w:eastAsia="Times New Roman" w:hAnsi="Times New Roman" w:cs="Times New Roman"/>
           <w:i/>
           <w:sz w:val="24"/>
           <w:szCs w:val="24"/>
@@ -4442,17 +4439,17 @@
       <w:proofErr w:type="spellEnd"/>
       <w:r>
         <w:rPr>
-          <w:rFonts w:ascii="Times New Roman" w:hAnsi="Times New Roman" w:cs="Times New Roman"/>
-          <w:i/>
-          <w:sz w:val="24"/>
-          <w:szCs w:val="24"/>
-        </w:rPr>
-        <w:t xml:space="preserve"> </w:t>
-      </w:r>
-      <w:proofErr w:type="spellStart"/>
-      <w:r>
-        <w:rPr>
-          <w:rFonts w:ascii="Times New Roman" w:hAnsi="Times New Roman" w:cs="Times New Roman"/>
+          <w:rFonts w:ascii="Times New Roman" w:eastAsia="Times New Roman" w:hAnsi="Times New Roman" w:cs="Times New Roman"/>
+          <w:i/>
+          <w:sz w:val="24"/>
+          <w:szCs w:val="24"/>
+        </w:rPr>
+        <w:t xml:space="preserve"> </w:t>
+      </w:r>
+      <w:proofErr w:type="spellStart"/>
+      <w:r>
+        <w:rPr>
+          <w:rFonts w:ascii="Times New Roman" w:eastAsia="Times New Roman" w:hAnsi="Times New Roman" w:cs="Times New Roman"/>
           <w:i/>
           <w:sz w:val="24"/>
           <w:szCs w:val="24"/>
@@ -4462,17 +4459,17 @@
       <w:proofErr w:type="spellEnd"/>
       <w:r>
         <w:rPr>
-          <w:rFonts w:ascii="Times New Roman" w:hAnsi="Times New Roman" w:cs="Times New Roman"/>
-          <w:i/>
-          <w:sz w:val="24"/>
-          <w:szCs w:val="24"/>
-        </w:rPr>
-        <w:t xml:space="preserve"> </w:t>
-      </w:r>
-      <w:proofErr w:type="spellStart"/>
-      <w:r>
-        <w:rPr>
-          <w:rFonts w:ascii="Times New Roman" w:hAnsi="Times New Roman" w:cs="Times New Roman"/>
+          <w:rFonts w:ascii="Times New Roman" w:eastAsia="Times New Roman" w:hAnsi="Times New Roman" w:cs="Times New Roman"/>
+          <w:i/>
+          <w:sz w:val="24"/>
+          <w:szCs w:val="24"/>
+        </w:rPr>
+        <w:t xml:space="preserve"> </w:t>
+      </w:r>
+      <w:proofErr w:type="spellStart"/>
+      <w:r>
+        <w:rPr>
+          <w:rFonts w:ascii="Times New Roman" w:eastAsia="Times New Roman" w:hAnsi="Times New Roman" w:cs="Times New Roman"/>
           <w:i/>
           <w:sz w:val="24"/>
           <w:szCs w:val="24"/>
@@ -4482,17 +4479,17 @@
       <w:proofErr w:type="spellEnd"/>
       <w:r>
         <w:rPr>
-          <w:rFonts w:ascii="Times New Roman" w:hAnsi="Times New Roman" w:cs="Times New Roman"/>
-          <w:i/>
-          <w:sz w:val="24"/>
-          <w:szCs w:val="24"/>
-        </w:rPr>
-        <w:t xml:space="preserve"> </w:t>
-      </w:r>
-      <w:proofErr w:type="spellStart"/>
-      <w:r>
-        <w:rPr>
-          <w:rFonts w:ascii="Times New Roman" w:hAnsi="Times New Roman" w:cs="Times New Roman"/>
+          <w:rFonts w:ascii="Times New Roman" w:eastAsia="Times New Roman" w:hAnsi="Times New Roman" w:cs="Times New Roman"/>
+          <w:i/>
+          <w:sz w:val="24"/>
+          <w:szCs w:val="24"/>
+        </w:rPr>
+        <w:t xml:space="preserve"> </w:t>
+      </w:r>
+      <w:proofErr w:type="spellStart"/>
+      <w:r>
+        <w:rPr>
+          <w:rFonts w:ascii="Times New Roman" w:eastAsia="Times New Roman" w:hAnsi="Times New Roman" w:cs="Times New Roman"/>
           <w:i/>
           <w:sz w:val="24"/>
           <w:szCs w:val="24"/>
@@ -4502,17 +4499,17 @@
       <w:proofErr w:type="spellEnd"/>
       <w:r>
         <w:rPr>
-          <w:rFonts w:ascii="Times New Roman" w:hAnsi="Times New Roman" w:cs="Times New Roman"/>
-          <w:i/>
-          <w:sz w:val="24"/>
-          <w:szCs w:val="24"/>
-        </w:rPr>
-        <w:t xml:space="preserve"> </w:t>
-      </w:r>
-      <w:proofErr w:type="spellStart"/>
-      <w:r>
-        <w:rPr>
-          <w:rFonts w:ascii="Times New Roman" w:hAnsi="Times New Roman" w:cs="Times New Roman"/>
+          <w:rFonts w:ascii="Times New Roman" w:eastAsia="Times New Roman" w:hAnsi="Times New Roman" w:cs="Times New Roman"/>
+          <w:i/>
+          <w:sz w:val="24"/>
+          <w:szCs w:val="24"/>
+        </w:rPr>
+        <w:t xml:space="preserve"> </w:t>
+      </w:r>
+      <w:proofErr w:type="spellStart"/>
+      <w:r>
+        <w:rPr>
+          <w:rFonts w:ascii="Times New Roman" w:eastAsia="Times New Roman" w:hAnsi="Times New Roman" w:cs="Times New Roman"/>
           <w:i/>
           <w:sz w:val="24"/>
           <w:szCs w:val="24"/>
@@ -4522,7 +4519,7 @@
       <w:proofErr w:type="spellEnd"/>
       <w:r>
         <w:rPr>
-          <w:rFonts w:ascii="Times New Roman" w:hAnsi="Times New Roman" w:cs="Times New Roman"/>
+          <w:rFonts w:ascii="Times New Roman" w:eastAsia="Times New Roman" w:hAnsi="Times New Roman" w:cs="Times New Roman"/>
           <w:i/>
           <w:sz w:val="24"/>
           <w:szCs w:val="24"/>
@@ -4532,7 +4529,7 @@
       <w:proofErr w:type="spellStart"/>
       <w:r>
         <w:rPr>
-          <w:rFonts w:ascii="Times New Roman" w:hAnsi="Times New Roman" w:cs="Times New Roman"/>
+          <w:rFonts w:ascii="Times New Roman" w:eastAsia="Times New Roman" w:hAnsi="Times New Roman" w:cs="Times New Roman"/>
           <w:i/>
           <w:sz w:val="24"/>
           <w:szCs w:val="24"/>
@@ -4542,17 +4539,17 @@
       <w:proofErr w:type="spellEnd"/>
       <w:r>
         <w:rPr>
-          <w:rFonts w:ascii="Times New Roman" w:hAnsi="Times New Roman" w:cs="Times New Roman"/>
-          <w:i/>
-          <w:sz w:val="24"/>
-          <w:szCs w:val="24"/>
-        </w:rPr>
-        <w:t xml:space="preserve"> </w:t>
-      </w:r>
-      <w:proofErr w:type="spellStart"/>
-      <w:r>
-        <w:rPr>
-          <w:rFonts w:ascii="Times New Roman" w:hAnsi="Times New Roman" w:cs="Times New Roman"/>
+          <w:rFonts w:ascii="Times New Roman" w:eastAsia="Times New Roman" w:hAnsi="Times New Roman" w:cs="Times New Roman"/>
+          <w:i/>
+          <w:sz w:val="24"/>
+          <w:szCs w:val="24"/>
+        </w:rPr>
+        <w:t xml:space="preserve"> </w:t>
+      </w:r>
+      <w:proofErr w:type="spellStart"/>
+      <w:r>
+        <w:rPr>
+          <w:rFonts w:ascii="Times New Roman" w:eastAsia="Times New Roman" w:hAnsi="Times New Roman" w:cs="Times New Roman"/>
           <w:i/>
           <w:sz w:val="24"/>
           <w:szCs w:val="24"/>
@@ -4562,17 +4559,17 @@
       <w:proofErr w:type="spellEnd"/>
       <w:r>
         <w:rPr>
-          <w:rFonts w:ascii="Times New Roman" w:hAnsi="Times New Roman" w:cs="Times New Roman"/>
-          <w:i/>
-          <w:sz w:val="24"/>
-          <w:szCs w:val="24"/>
-        </w:rPr>
-        <w:t xml:space="preserve"> </w:t>
-      </w:r>
-      <w:proofErr w:type="spellStart"/>
-      <w:r>
-        <w:rPr>
-          <w:rFonts w:ascii="Times New Roman" w:hAnsi="Times New Roman" w:cs="Times New Roman"/>
+          <w:rFonts w:ascii="Times New Roman" w:eastAsia="Times New Roman" w:hAnsi="Times New Roman" w:cs="Times New Roman"/>
+          <w:i/>
+          <w:sz w:val="24"/>
+          <w:szCs w:val="24"/>
+        </w:rPr>
+        <w:t xml:space="preserve"> </w:t>
+      </w:r>
+      <w:proofErr w:type="spellStart"/>
+      <w:r>
+        <w:rPr>
+          <w:rFonts w:ascii="Times New Roman" w:eastAsia="Times New Roman" w:hAnsi="Times New Roman" w:cs="Times New Roman"/>
           <w:i/>
           <w:sz w:val="24"/>
           <w:szCs w:val="24"/>
@@ -4582,17 +4579,17 @@
       <w:proofErr w:type="spellEnd"/>
       <w:r>
         <w:rPr>
-          <w:rFonts w:ascii="Times New Roman" w:hAnsi="Times New Roman" w:cs="Times New Roman"/>
-          <w:i/>
-          <w:sz w:val="24"/>
-          <w:szCs w:val="24"/>
-        </w:rPr>
-        <w:t xml:space="preserve"> </w:t>
-      </w:r>
-      <w:proofErr w:type="spellStart"/>
-      <w:r>
-        <w:rPr>
-          <w:rFonts w:ascii="Times New Roman" w:hAnsi="Times New Roman" w:cs="Times New Roman"/>
+          <w:rFonts w:ascii="Times New Roman" w:eastAsia="Times New Roman" w:hAnsi="Times New Roman" w:cs="Times New Roman"/>
+          <w:i/>
+          <w:sz w:val="24"/>
+          <w:szCs w:val="24"/>
+        </w:rPr>
+        <w:t xml:space="preserve"> </w:t>
+      </w:r>
+      <w:proofErr w:type="spellStart"/>
+      <w:r>
+        <w:rPr>
+          <w:rFonts w:ascii="Times New Roman" w:eastAsia="Times New Roman" w:hAnsi="Times New Roman" w:cs="Times New Roman"/>
           <w:i/>
           <w:sz w:val="24"/>
           <w:szCs w:val="24"/>
@@ -4601,7 +4598,7 @@
       </w:r>
       <w:r>
         <w:rPr>
-          <w:rFonts w:ascii="Times New Roman" w:hAnsi="Times New Roman" w:cs="Times New Roman"/>
+          <w:rFonts w:ascii="Times New Roman" w:eastAsia="Times New Roman" w:hAnsi="Times New Roman" w:cs="Times New Roman"/>
           <w:i/>
           <w:sz w:val="24"/>
           <w:szCs w:val="24"/>
@@ -4610,7 +4607,7 @@
       </w:r>
       <w:r>
         <w:rPr>
-          <w:rFonts w:ascii="Times New Roman" w:hAnsi="Times New Roman" w:cs="Times New Roman"/>
+          <w:rFonts w:ascii="Times New Roman" w:eastAsia="Times New Roman" w:hAnsi="Times New Roman" w:cs="Times New Roman"/>
           <w:i/>
           <w:sz w:val="24"/>
           <w:szCs w:val="24"/>
@@ -4620,17 +4617,17 @@
       <w:proofErr w:type="spellEnd"/>
       <w:r>
         <w:rPr>
-          <w:rFonts w:ascii="Times New Roman" w:hAnsi="Times New Roman" w:cs="Times New Roman"/>
-          <w:i/>
-          <w:sz w:val="24"/>
-          <w:szCs w:val="24"/>
-        </w:rPr>
-        <w:t xml:space="preserve"> </w:t>
-      </w:r>
-      <w:proofErr w:type="spellStart"/>
-      <w:r>
-        <w:rPr>
-          <w:rFonts w:ascii="Times New Roman" w:hAnsi="Times New Roman" w:cs="Times New Roman"/>
+          <w:rFonts w:ascii="Times New Roman" w:eastAsia="Times New Roman" w:hAnsi="Times New Roman" w:cs="Times New Roman"/>
+          <w:i/>
+          <w:sz w:val="24"/>
+          <w:szCs w:val="24"/>
+        </w:rPr>
+        <w:t xml:space="preserve"> </w:t>
+      </w:r>
+      <w:proofErr w:type="spellStart"/>
+      <w:r>
+        <w:rPr>
+          <w:rFonts w:ascii="Times New Roman" w:eastAsia="Times New Roman" w:hAnsi="Times New Roman" w:cs="Times New Roman"/>
           <w:i/>
           <w:sz w:val="24"/>
           <w:szCs w:val="24"/>
@@ -4640,17 +4637,17 @@
       <w:proofErr w:type="spellEnd"/>
       <w:r>
         <w:rPr>
-          <w:rFonts w:ascii="Times New Roman" w:hAnsi="Times New Roman" w:cs="Times New Roman"/>
-          <w:i/>
-          <w:sz w:val="24"/>
-          <w:szCs w:val="24"/>
-        </w:rPr>
-        <w:t xml:space="preserve"> </w:t>
-      </w:r>
-      <w:proofErr w:type="spellStart"/>
-      <w:r>
-        <w:rPr>
-          <w:rFonts w:ascii="Times New Roman" w:hAnsi="Times New Roman" w:cs="Times New Roman"/>
+          <w:rFonts w:ascii="Times New Roman" w:eastAsia="Times New Roman" w:hAnsi="Times New Roman" w:cs="Times New Roman"/>
+          <w:i/>
+          <w:sz w:val="24"/>
+          <w:szCs w:val="24"/>
+        </w:rPr>
+        <w:t xml:space="preserve"> </w:t>
+      </w:r>
+      <w:proofErr w:type="spellStart"/>
+      <w:r>
+        <w:rPr>
+          <w:rFonts w:ascii="Times New Roman" w:eastAsia="Times New Roman" w:hAnsi="Times New Roman" w:cs="Times New Roman"/>
           <w:i/>
           <w:sz w:val="24"/>
           <w:szCs w:val="24"/>
@@ -4660,17 +4657,17 @@
       <w:proofErr w:type="spellEnd"/>
       <w:r>
         <w:rPr>
-          <w:rFonts w:ascii="Times New Roman" w:hAnsi="Times New Roman" w:cs="Times New Roman"/>
-          <w:i/>
-          <w:sz w:val="24"/>
-          <w:szCs w:val="24"/>
-        </w:rPr>
-        <w:t xml:space="preserve"> </w:t>
-      </w:r>
-      <w:proofErr w:type="spellStart"/>
-      <w:r>
-        <w:rPr>
-          <w:rFonts w:ascii="Times New Roman" w:hAnsi="Times New Roman" w:cs="Times New Roman"/>
+          <w:rFonts w:ascii="Times New Roman" w:eastAsia="Times New Roman" w:hAnsi="Times New Roman" w:cs="Times New Roman"/>
+          <w:i/>
+          <w:sz w:val="24"/>
+          <w:szCs w:val="24"/>
+        </w:rPr>
+        <w:t xml:space="preserve"> </w:t>
+      </w:r>
+      <w:proofErr w:type="spellStart"/>
+      <w:r>
+        <w:rPr>
+          <w:rFonts w:ascii="Times New Roman" w:eastAsia="Times New Roman" w:hAnsi="Times New Roman" w:cs="Times New Roman"/>
           <w:i/>
           <w:sz w:val="24"/>
           <w:szCs w:val="24"/>
@@ -4680,17 +4677,17 @@
       <w:proofErr w:type="spellEnd"/>
       <w:r>
         <w:rPr>
-          <w:rFonts w:ascii="Times New Roman" w:hAnsi="Times New Roman" w:cs="Times New Roman"/>
-          <w:i/>
-          <w:sz w:val="24"/>
-          <w:szCs w:val="24"/>
-        </w:rPr>
-        <w:t xml:space="preserve"> </w:t>
-      </w:r>
-      <w:proofErr w:type="spellStart"/>
-      <w:r>
-        <w:rPr>
-          <w:rFonts w:ascii="Times New Roman" w:hAnsi="Times New Roman" w:cs="Times New Roman"/>
+          <w:rFonts w:ascii="Times New Roman" w:eastAsia="Times New Roman" w:hAnsi="Times New Roman" w:cs="Times New Roman"/>
+          <w:i/>
+          <w:sz w:val="24"/>
+          <w:szCs w:val="24"/>
+        </w:rPr>
+        <w:t xml:space="preserve"> </w:t>
+      </w:r>
+      <w:proofErr w:type="spellStart"/>
+      <w:r>
+        <w:rPr>
+          <w:rFonts w:ascii="Times New Roman" w:eastAsia="Times New Roman" w:hAnsi="Times New Roman" w:cs="Times New Roman"/>
           <w:i/>
           <w:sz w:val="24"/>
           <w:szCs w:val="24"/>
@@ -4700,17 +4697,17 @@
       <w:proofErr w:type="spellEnd"/>
       <w:r>
         <w:rPr>
-          <w:rFonts w:ascii="Times New Roman" w:hAnsi="Times New Roman" w:cs="Times New Roman"/>
-          <w:i/>
-          <w:sz w:val="24"/>
-          <w:szCs w:val="24"/>
-        </w:rPr>
-        <w:t xml:space="preserve"> </w:t>
-      </w:r>
-      <w:proofErr w:type="spellStart"/>
-      <w:r>
-        <w:rPr>
-          <w:rFonts w:ascii="Times New Roman" w:hAnsi="Times New Roman" w:cs="Times New Roman"/>
+          <w:rFonts w:ascii="Times New Roman" w:eastAsia="Times New Roman" w:hAnsi="Times New Roman" w:cs="Times New Roman"/>
+          <w:i/>
+          <w:sz w:val="24"/>
+          <w:szCs w:val="24"/>
+        </w:rPr>
+        <w:t xml:space="preserve"> </w:t>
+      </w:r>
+      <w:proofErr w:type="spellStart"/>
+      <w:r>
+        <w:rPr>
+          <w:rFonts w:ascii="Times New Roman" w:eastAsia="Times New Roman" w:hAnsi="Times New Roman" w:cs="Times New Roman"/>
           <w:i/>
           <w:sz w:val="24"/>
           <w:szCs w:val="24"/>
@@ -4720,17 +4717,17 @@
       <w:proofErr w:type="spellEnd"/>
       <w:r>
         <w:rPr>
-          <w:rFonts w:ascii="Times New Roman" w:hAnsi="Times New Roman" w:cs="Times New Roman"/>
-          <w:i/>
-          <w:sz w:val="24"/>
-          <w:szCs w:val="24"/>
-        </w:rPr>
-        <w:t xml:space="preserve"> </w:t>
-      </w:r>
-      <w:proofErr w:type="spellStart"/>
-      <w:r>
-        <w:rPr>
-          <w:rFonts w:ascii="Times New Roman" w:hAnsi="Times New Roman" w:cs="Times New Roman"/>
+          <w:rFonts w:ascii="Times New Roman" w:eastAsia="Times New Roman" w:hAnsi="Times New Roman" w:cs="Times New Roman"/>
+          <w:i/>
+          <w:sz w:val="24"/>
+          <w:szCs w:val="24"/>
+        </w:rPr>
+        <w:t xml:space="preserve"> </w:t>
+      </w:r>
+      <w:proofErr w:type="spellStart"/>
+      <w:r>
+        <w:rPr>
+          <w:rFonts w:ascii="Times New Roman" w:eastAsia="Times New Roman" w:hAnsi="Times New Roman" w:cs="Times New Roman"/>
           <w:i/>
           <w:sz w:val="24"/>
           <w:szCs w:val="24"/>
@@ -4740,17 +4737,17 @@
       <w:proofErr w:type="spellEnd"/>
       <w:r>
         <w:rPr>
-          <w:rFonts w:ascii="Times New Roman" w:hAnsi="Times New Roman" w:cs="Times New Roman"/>
-          <w:i/>
-          <w:sz w:val="24"/>
-          <w:szCs w:val="24"/>
-        </w:rPr>
-        <w:t xml:space="preserve"> </w:t>
-      </w:r>
-      <w:proofErr w:type="spellStart"/>
-      <w:r>
-        <w:rPr>
-          <w:rFonts w:ascii="Times New Roman" w:hAnsi="Times New Roman" w:cs="Times New Roman"/>
+          <w:rFonts w:ascii="Times New Roman" w:eastAsia="Times New Roman" w:hAnsi="Times New Roman" w:cs="Times New Roman"/>
+          <w:i/>
+          <w:sz w:val="24"/>
+          <w:szCs w:val="24"/>
+        </w:rPr>
+        <w:t xml:space="preserve"> </w:t>
+      </w:r>
+      <w:proofErr w:type="spellStart"/>
+      <w:r>
+        <w:rPr>
+          <w:rFonts w:ascii="Times New Roman" w:eastAsia="Times New Roman" w:hAnsi="Times New Roman" w:cs="Times New Roman"/>
           <w:i/>
           <w:sz w:val="24"/>
           <w:szCs w:val="24"/>
@@ -4760,7 +4757,7 @@
       <w:proofErr w:type="spellEnd"/>
       <w:r>
         <w:rPr>
-          <w:rFonts w:ascii="Times New Roman" w:hAnsi="Times New Roman" w:cs="Times New Roman"/>
+          <w:rFonts w:ascii="Times New Roman" w:eastAsia="Times New Roman" w:hAnsi="Times New Roman" w:cs="Times New Roman"/>
           <w:i/>
           <w:sz w:val="24"/>
           <w:szCs w:val="24"/>
@@ -4770,7 +4767,7 @@
       <w:proofErr w:type="spellStart"/>
       <w:r>
         <w:rPr>
-          <w:rFonts w:ascii="Times New Roman" w:hAnsi="Times New Roman" w:cs="Times New Roman"/>
+          <w:rFonts w:ascii="Times New Roman" w:eastAsia="Times New Roman" w:hAnsi="Times New Roman" w:cs="Times New Roman"/>
           <w:i/>
           <w:sz w:val="24"/>
           <w:szCs w:val="24"/>
@@ -4780,17 +4777,17 @@
       <w:proofErr w:type="spellEnd"/>
       <w:r>
         <w:rPr>
-          <w:rFonts w:ascii="Times New Roman" w:hAnsi="Times New Roman" w:cs="Times New Roman"/>
-          <w:i/>
-          <w:sz w:val="24"/>
-          <w:szCs w:val="24"/>
-        </w:rPr>
-        <w:t xml:space="preserve"> </w:t>
-      </w:r>
-      <w:proofErr w:type="spellStart"/>
-      <w:r>
-        <w:rPr>
-          <w:rFonts w:ascii="Times New Roman" w:hAnsi="Times New Roman" w:cs="Times New Roman"/>
+          <w:rFonts w:ascii="Times New Roman" w:eastAsia="Times New Roman" w:hAnsi="Times New Roman" w:cs="Times New Roman"/>
+          <w:i/>
+          <w:sz w:val="24"/>
+          <w:szCs w:val="24"/>
+        </w:rPr>
+        <w:t xml:space="preserve"> </w:t>
+      </w:r>
+      <w:proofErr w:type="spellStart"/>
+      <w:r>
+        <w:rPr>
+          <w:rFonts w:ascii="Times New Roman" w:eastAsia="Times New Roman" w:hAnsi="Times New Roman" w:cs="Times New Roman"/>
           <w:i/>
           <w:sz w:val="24"/>
           <w:szCs w:val="24"/>
@@ -4800,17 +4797,17 @@
       <w:proofErr w:type="spellEnd"/>
       <w:r>
         <w:rPr>
-          <w:rFonts w:ascii="Times New Roman" w:hAnsi="Times New Roman" w:cs="Times New Roman"/>
-          <w:i/>
-          <w:sz w:val="24"/>
-          <w:szCs w:val="24"/>
-        </w:rPr>
-        <w:t xml:space="preserve"> </w:t>
-      </w:r>
-      <w:proofErr w:type="spellStart"/>
-      <w:r>
-        <w:rPr>
-          <w:rFonts w:ascii="Times New Roman" w:hAnsi="Times New Roman" w:cs="Times New Roman"/>
+          <w:rFonts w:ascii="Times New Roman" w:eastAsia="Times New Roman" w:hAnsi="Times New Roman" w:cs="Times New Roman"/>
+          <w:i/>
+          <w:sz w:val="24"/>
+          <w:szCs w:val="24"/>
+        </w:rPr>
+        <w:t xml:space="preserve"> </w:t>
+      </w:r>
+      <w:proofErr w:type="spellStart"/>
+      <w:r>
+        <w:rPr>
+          <w:rFonts w:ascii="Times New Roman" w:eastAsia="Times New Roman" w:hAnsi="Times New Roman" w:cs="Times New Roman"/>
           <w:i/>
           <w:sz w:val="24"/>
           <w:szCs w:val="24"/>
@@ -4820,17 +4817,17 @@
       <w:proofErr w:type="spellEnd"/>
       <w:r>
         <w:rPr>
-          <w:rFonts w:ascii="Times New Roman" w:hAnsi="Times New Roman" w:cs="Times New Roman"/>
-          <w:i/>
-          <w:sz w:val="24"/>
-          <w:szCs w:val="24"/>
-        </w:rPr>
-        <w:t xml:space="preserve"> </w:t>
-      </w:r>
-      <w:proofErr w:type="spellStart"/>
-      <w:r>
-        <w:rPr>
-          <w:rFonts w:ascii="Times New Roman" w:hAnsi="Times New Roman" w:cs="Times New Roman"/>
+          <w:rFonts w:ascii="Times New Roman" w:eastAsia="Times New Roman" w:hAnsi="Times New Roman" w:cs="Times New Roman"/>
+          <w:i/>
+          <w:sz w:val="24"/>
+          <w:szCs w:val="24"/>
+        </w:rPr>
+        <w:t xml:space="preserve"> </w:t>
+      </w:r>
+      <w:proofErr w:type="spellStart"/>
+      <w:r>
+        <w:rPr>
+          <w:rFonts w:ascii="Times New Roman" w:eastAsia="Times New Roman" w:hAnsi="Times New Roman" w:cs="Times New Roman"/>
           <w:i/>
           <w:sz w:val="24"/>
           <w:szCs w:val="24"/>
@@ -4840,17 +4837,17 @@
       <w:proofErr w:type="spellEnd"/>
       <w:r>
         <w:rPr>
-          <w:rFonts w:ascii="Times New Roman" w:hAnsi="Times New Roman" w:cs="Times New Roman"/>
-          <w:i/>
-          <w:sz w:val="24"/>
-          <w:szCs w:val="24"/>
-        </w:rPr>
-        <w:t xml:space="preserve"> </w:t>
-      </w:r>
-      <w:proofErr w:type="spellStart"/>
-      <w:r>
-        <w:rPr>
-          <w:rFonts w:ascii="Times New Roman" w:hAnsi="Times New Roman" w:cs="Times New Roman"/>
+          <w:rFonts w:ascii="Times New Roman" w:eastAsia="Times New Roman" w:hAnsi="Times New Roman" w:cs="Times New Roman"/>
+          <w:i/>
+          <w:sz w:val="24"/>
+          <w:szCs w:val="24"/>
+        </w:rPr>
+        <w:t xml:space="preserve"> </w:t>
+      </w:r>
+      <w:proofErr w:type="spellStart"/>
+      <w:r>
+        <w:rPr>
+          <w:rFonts w:ascii="Times New Roman" w:eastAsia="Times New Roman" w:hAnsi="Times New Roman" w:cs="Times New Roman"/>
           <w:i/>
           <w:sz w:val="24"/>
           <w:szCs w:val="24"/>
@@ -4860,17 +4857,17 @@
       <w:proofErr w:type="spellEnd"/>
       <w:r>
         <w:rPr>
-          <w:rFonts w:ascii="Times New Roman" w:hAnsi="Times New Roman" w:cs="Times New Roman"/>
-          <w:i/>
-          <w:sz w:val="24"/>
-          <w:szCs w:val="24"/>
-        </w:rPr>
-        <w:t xml:space="preserve"> </w:t>
-      </w:r>
-      <w:proofErr w:type="spellStart"/>
-      <w:r>
-        <w:rPr>
-          <w:rFonts w:ascii="Times New Roman" w:hAnsi="Times New Roman" w:cs="Times New Roman"/>
+          <w:rFonts w:ascii="Times New Roman" w:eastAsia="Times New Roman" w:hAnsi="Times New Roman" w:cs="Times New Roman"/>
+          <w:i/>
+          <w:sz w:val="24"/>
+          <w:szCs w:val="24"/>
+        </w:rPr>
+        <w:t xml:space="preserve"> </w:t>
+      </w:r>
+      <w:proofErr w:type="spellStart"/>
+      <w:r>
+        <w:rPr>
+          <w:rFonts w:ascii="Times New Roman" w:eastAsia="Times New Roman" w:hAnsi="Times New Roman" w:cs="Times New Roman"/>
           <w:i/>
           <w:sz w:val="24"/>
           <w:szCs w:val="24"/>
@@ -4880,7 +4877,7 @@
       <w:proofErr w:type="spellEnd"/>
       <w:r>
         <w:rPr>
-          <w:rFonts w:ascii="Times New Roman" w:hAnsi="Times New Roman" w:cs="Times New Roman"/>
+          <w:rFonts w:ascii="Times New Roman" w:eastAsia="Times New Roman" w:hAnsi="Times New Roman" w:cs="Times New Roman"/>
           <w:i/>
           <w:sz w:val="24"/>
           <w:szCs w:val="24"/>
@@ -4901,7 +4898,7 @@
       </w:pPr>
       <w:r>
         <w:rPr>
-          <w:rFonts w:ascii="Times New Roman" w:hAnsi="Times New Roman" w:cs="Times New Roman"/>
+          <w:rFonts w:ascii="Times New Roman" w:eastAsia="Times New Roman" w:hAnsi="Times New Roman" w:cs="Times New Roman"/>
           <w:b/>
           <w:i/>
           <w:sz w:val="24"/>
@@ -4912,7 +4909,7 @@
       <w:proofErr w:type="spellStart"/>
       <w:r>
         <w:rPr>
-          <w:rFonts w:ascii="Times New Roman" w:hAnsi="Times New Roman" w:cs="Times New Roman"/>
+          <w:rFonts w:ascii="Times New Roman" w:eastAsia="Times New Roman" w:hAnsi="Times New Roman" w:cs="Times New Roman"/>
           <w:i/>
           <w:sz w:val="24"/>
           <w:szCs w:val="24"/>
@@ -4922,17 +4919,17 @@
       <w:proofErr w:type="spellEnd"/>
       <w:r>
         <w:rPr>
-          <w:rFonts w:ascii="Times New Roman" w:hAnsi="Times New Roman" w:cs="Times New Roman"/>
-          <w:i/>
-          <w:sz w:val="24"/>
-          <w:szCs w:val="24"/>
-        </w:rPr>
-        <w:t xml:space="preserve"> </w:t>
-      </w:r>
-      <w:proofErr w:type="spellStart"/>
-      <w:r>
-        <w:rPr>
-          <w:rFonts w:ascii="Times New Roman" w:hAnsi="Times New Roman" w:cs="Times New Roman"/>
+          <w:rFonts w:ascii="Times New Roman" w:eastAsia="Times New Roman" w:hAnsi="Times New Roman" w:cs="Times New Roman"/>
+          <w:i/>
+          <w:sz w:val="24"/>
+          <w:szCs w:val="24"/>
+        </w:rPr>
+        <w:t xml:space="preserve"> </w:t>
+      </w:r>
+      <w:proofErr w:type="spellStart"/>
+      <w:r>
+        <w:rPr>
+          <w:rFonts w:ascii="Times New Roman" w:eastAsia="Times New Roman" w:hAnsi="Times New Roman" w:cs="Times New Roman"/>
           <w:i/>
           <w:sz w:val="24"/>
           <w:szCs w:val="24"/>
@@ -4942,17 +4939,17 @@
       <w:proofErr w:type="spellEnd"/>
       <w:r>
         <w:rPr>
-          <w:rFonts w:ascii="Times New Roman" w:hAnsi="Times New Roman" w:cs="Times New Roman"/>
-          <w:i/>
-          <w:sz w:val="24"/>
-          <w:szCs w:val="24"/>
-        </w:rPr>
-        <w:t xml:space="preserve"> </w:t>
-      </w:r>
-      <w:proofErr w:type="spellStart"/>
-      <w:r>
-        <w:rPr>
-          <w:rFonts w:ascii="Times New Roman" w:hAnsi="Times New Roman" w:cs="Times New Roman"/>
+          <w:rFonts w:ascii="Times New Roman" w:eastAsia="Times New Roman" w:hAnsi="Times New Roman" w:cs="Times New Roman"/>
+          <w:i/>
+          <w:sz w:val="24"/>
+          <w:szCs w:val="24"/>
+        </w:rPr>
+        <w:t xml:space="preserve"> </w:t>
+      </w:r>
+      <w:proofErr w:type="spellStart"/>
+      <w:r>
+        <w:rPr>
+          <w:rFonts w:ascii="Times New Roman" w:eastAsia="Times New Roman" w:hAnsi="Times New Roman" w:cs="Times New Roman"/>
           <w:i/>
           <w:sz w:val="24"/>
           <w:szCs w:val="24"/>
@@ -4962,17 +4959,17 @@
       <w:proofErr w:type="spellEnd"/>
       <w:r>
         <w:rPr>
-          <w:rFonts w:ascii="Times New Roman" w:hAnsi="Times New Roman" w:cs="Times New Roman"/>
-          <w:i/>
-          <w:sz w:val="24"/>
-          <w:szCs w:val="24"/>
-        </w:rPr>
-        <w:t xml:space="preserve"> </w:t>
-      </w:r>
-      <w:proofErr w:type="spellStart"/>
-      <w:r>
-        <w:rPr>
-          <w:rFonts w:ascii="Times New Roman" w:hAnsi="Times New Roman" w:cs="Times New Roman"/>
+          <w:rFonts w:ascii="Times New Roman" w:eastAsia="Times New Roman" w:hAnsi="Times New Roman" w:cs="Times New Roman"/>
+          <w:i/>
+          <w:sz w:val="24"/>
+          <w:szCs w:val="24"/>
+        </w:rPr>
+        <w:t xml:space="preserve"> </w:t>
+      </w:r>
+      <w:proofErr w:type="spellStart"/>
+      <w:r>
+        <w:rPr>
+          <w:rFonts w:ascii="Times New Roman" w:eastAsia="Times New Roman" w:hAnsi="Times New Roman" w:cs="Times New Roman"/>
           <w:i/>
           <w:sz w:val="24"/>
           <w:szCs w:val="24"/>
@@ -4982,17 +4979,17 @@
       <w:proofErr w:type="spellEnd"/>
       <w:r>
         <w:rPr>
-          <w:rFonts w:ascii="Times New Roman" w:hAnsi="Times New Roman" w:cs="Times New Roman"/>
-          <w:i/>
-          <w:sz w:val="24"/>
-          <w:szCs w:val="24"/>
-        </w:rPr>
-        <w:t xml:space="preserve"> </w:t>
-      </w:r>
-      <w:proofErr w:type="spellStart"/>
-      <w:r>
-        <w:rPr>
-          <w:rFonts w:ascii="Times New Roman" w:hAnsi="Times New Roman" w:cs="Times New Roman"/>
+          <w:rFonts w:ascii="Times New Roman" w:eastAsia="Times New Roman" w:hAnsi="Times New Roman" w:cs="Times New Roman"/>
+          <w:i/>
+          <w:sz w:val="24"/>
+          <w:szCs w:val="24"/>
+        </w:rPr>
+        <w:t xml:space="preserve"> </w:t>
+      </w:r>
+      <w:proofErr w:type="spellStart"/>
+      <w:r>
+        <w:rPr>
+          <w:rFonts w:ascii="Times New Roman" w:eastAsia="Times New Roman" w:hAnsi="Times New Roman" w:cs="Times New Roman"/>
           <w:i/>
           <w:sz w:val="24"/>
           <w:szCs w:val="24"/>
@@ -5002,17 +4999,17 @@
       <w:proofErr w:type="spellEnd"/>
       <w:r>
         <w:rPr>
-          <w:rFonts w:ascii="Times New Roman" w:hAnsi="Times New Roman" w:cs="Times New Roman"/>
-          <w:i/>
-          <w:sz w:val="24"/>
-          <w:szCs w:val="24"/>
-        </w:rPr>
-        <w:t xml:space="preserve"> </w:t>
-      </w:r>
-      <w:proofErr w:type="spellStart"/>
-      <w:r>
-        <w:rPr>
-          <w:rFonts w:ascii="Times New Roman" w:hAnsi="Times New Roman" w:cs="Times New Roman"/>
+          <w:rFonts w:ascii="Times New Roman" w:eastAsia="Times New Roman" w:hAnsi="Times New Roman" w:cs="Times New Roman"/>
+          <w:i/>
+          <w:sz w:val="24"/>
+          <w:szCs w:val="24"/>
+        </w:rPr>
+        <w:t xml:space="preserve"> </w:t>
+      </w:r>
+      <w:proofErr w:type="spellStart"/>
+      <w:r>
+        <w:rPr>
+          <w:rFonts w:ascii="Times New Roman" w:eastAsia="Times New Roman" w:hAnsi="Times New Roman" w:cs="Times New Roman"/>
           <w:i/>
           <w:sz w:val="24"/>
           <w:szCs w:val="24"/>
@@ -5022,17 +5019,17 @@
       <w:proofErr w:type="spellEnd"/>
       <w:r>
         <w:rPr>
-          <w:rFonts w:ascii="Times New Roman" w:hAnsi="Times New Roman" w:cs="Times New Roman"/>
-          <w:i/>
-          <w:sz w:val="24"/>
-          <w:szCs w:val="24"/>
-        </w:rPr>
-        <w:t xml:space="preserve"> </w:t>
-      </w:r>
-      <w:proofErr w:type="spellStart"/>
-      <w:r>
-        <w:rPr>
-          <w:rFonts w:ascii="Times New Roman" w:hAnsi="Times New Roman" w:cs="Times New Roman"/>
+          <w:rFonts w:ascii="Times New Roman" w:eastAsia="Times New Roman" w:hAnsi="Times New Roman" w:cs="Times New Roman"/>
+          <w:i/>
+          <w:sz w:val="24"/>
+          <w:szCs w:val="24"/>
+        </w:rPr>
+        <w:t xml:space="preserve"> </w:t>
+      </w:r>
+      <w:proofErr w:type="spellStart"/>
+      <w:r>
+        <w:rPr>
+          <w:rFonts w:ascii="Times New Roman" w:eastAsia="Times New Roman" w:hAnsi="Times New Roman" w:cs="Times New Roman"/>
           <w:i/>
           <w:sz w:val="24"/>
           <w:szCs w:val="24"/>
@@ -5042,17 +5039,17 @@
       <w:proofErr w:type="spellEnd"/>
       <w:r>
         <w:rPr>
-          <w:rFonts w:ascii="Times New Roman" w:hAnsi="Times New Roman" w:cs="Times New Roman"/>
-          <w:i/>
-          <w:sz w:val="24"/>
-          <w:szCs w:val="24"/>
-        </w:rPr>
-        <w:t xml:space="preserve"> </w:t>
-      </w:r>
-      <w:proofErr w:type="spellStart"/>
-      <w:r>
-        <w:rPr>
-          <w:rFonts w:ascii="Times New Roman" w:hAnsi="Times New Roman" w:cs="Times New Roman"/>
+          <w:rFonts w:ascii="Times New Roman" w:eastAsia="Times New Roman" w:hAnsi="Times New Roman" w:cs="Times New Roman"/>
+          <w:i/>
+          <w:sz w:val="24"/>
+          <w:szCs w:val="24"/>
+        </w:rPr>
+        <w:t xml:space="preserve"> </w:t>
+      </w:r>
+      <w:proofErr w:type="spellStart"/>
+      <w:r>
+        <w:rPr>
+          <w:rFonts w:ascii="Times New Roman" w:eastAsia="Times New Roman" w:hAnsi="Times New Roman" w:cs="Times New Roman"/>
           <w:i/>
           <w:sz w:val="24"/>
           <w:szCs w:val="24"/>
@@ -5062,17 +5059,17 @@
       <w:proofErr w:type="spellEnd"/>
       <w:r>
         <w:rPr>
-          <w:rFonts w:ascii="Times New Roman" w:hAnsi="Times New Roman" w:cs="Times New Roman"/>
-          <w:i/>
-          <w:sz w:val="24"/>
-          <w:szCs w:val="24"/>
-        </w:rPr>
-        <w:t xml:space="preserve"> </w:t>
-      </w:r>
-      <w:proofErr w:type="spellStart"/>
-      <w:r>
-        <w:rPr>
-          <w:rFonts w:ascii="Times New Roman" w:hAnsi="Times New Roman" w:cs="Times New Roman"/>
+          <w:rFonts w:ascii="Times New Roman" w:eastAsia="Times New Roman" w:hAnsi="Times New Roman" w:cs="Times New Roman"/>
+          <w:i/>
+          <w:sz w:val="24"/>
+          <w:szCs w:val="24"/>
+        </w:rPr>
+        <w:t xml:space="preserve"> </w:t>
+      </w:r>
+      <w:proofErr w:type="spellStart"/>
+      <w:r>
+        <w:rPr>
+          <w:rFonts w:ascii="Times New Roman" w:eastAsia="Times New Roman" w:hAnsi="Times New Roman" w:cs="Times New Roman"/>
           <w:i/>
           <w:sz w:val="24"/>
           <w:szCs w:val="24"/>
@@ -5082,17 +5079,17 @@
       <w:proofErr w:type="spellEnd"/>
       <w:r>
         <w:rPr>
-          <w:rFonts w:ascii="Times New Roman" w:hAnsi="Times New Roman" w:cs="Times New Roman"/>
-          <w:i/>
-          <w:sz w:val="24"/>
-          <w:szCs w:val="24"/>
-        </w:rPr>
-        <w:t xml:space="preserve"> </w:t>
-      </w:r>
-      <w:proofErr w:type="spellStart"/>
-      <w:r>
-        <w:rPr>
-          <w:rFonts w:ascii="Times New Roman" w:hAnsi="Times New Roman" w:cs="Times New Roman"/>
+          <w:rFonts w:ascii="Times New Roman" w:eastAsia="Times New Roman" w:hAnsi="Times New Roman" w:cs="Times New Roman"/>
+          <w:i/>
+          <w:sz w:val="24"/>
+          <w:szCs w:val="24"/>
+        </w:rPr>
+        <w:t xml:space="preserve"> </w:t>
+      </w:r>
+      <w:proofErr w:type="spellStart"/>
+      <w:r>
+        <w:rPr>
+          <w:rFonts w:ascii="Times New Roman" w:eastAsia="Times New Roman" w:hAnsi="Times New Roman" w:cs="Times New Roman"/>
           <w:i/>
           <w:sz w:val="24"/>
           <w:szCs w:val="24"/>
@@ -5102,17 +5099,17 @@
       <w:proofErr w:type="spellEnd"/>
       <w:r>
         <w:rPr>
-          <w:rFonts w:ascii="Times New Roman" w:hAnsi="Times New Roman" w:cs="Times New Roman"/>
-          <w:i/>
-          <w:sz w:val="24"/>
-          <w:szCs w:val="24"/>
-        </w:rPr>
-        <w:t xml:space="preserve"> </w:t>
-      </w:r>
-      <w:proofErr w:type="spellStart"/>
-      <w:r>
-        <w:rPr>
-          <w:rFonts w:ascii="Times New Roman" w:hAnsi="Times New Roman" w:cs="Times New Roman"/>
+          <w:rFonts w:ascii="Times New Roman" w:eastAsia="Times New Roman" w:hAnsi="Times New Roman" w:cs="Times New Roman"/>
+          <w:i/>
+          <w:sz w:val="24"/>
+          <w:szCs w:val="24"/>
+        </w:rPr>
+        <w:t xml:space="preserve"> </w:t>
+      </w:r>
+      <w:proofErr w:type="spellStart"/>
+      <w:r>
+        <w:rPr>
+          <w:rFonts w:ascii="Times New Roman" w:eastAsia="Times New Roman" w:hAnsi="Times New Roman" w:cs="Times New Roman"/>
           <w:i/>
           <w:sz w:val="24"/>
           <w:szCs w:val="24"/>
@@ -5122,7 +5119,7 @@
       <w:proofErr w:type="spellEnd"/>
       <w:r>
         <w:rPr>
-          <w:rFonts w:ascii="Times New Roman" w:hAnsi="Times New Roman" w:cs="Times New Roman"/>
+          <w:rFonts w:ascii="Times New Roman" w:eastAsia="Times New Roman" w:hAnsi="Times New Roman" w:cs="Times New Roman"/>
           <w:i/>
           <w:sz w:val="24"/>
           <w:szCs w:val="24"/>
@@ -5132,7 +5129,7 @@
       <w:proofErr w:type="spellStart"/>
       <w:r>
         <w:rPr>
-          <w:rFonts w:ascii="Times New Roman" w:hAnsi="Times New Roman" w:cs="Times New Roman"/>
+          <w:rFonts w:ascii="Times New Roman" w:eastAsia="Times New Roman" w:hAnsi="Times New Roman" w:cs="Times New Roman"/>
           <w:i/>
           <w:sz w:val="24"/>
           <w:szCs w:val="24"/>
@@ -5142,17 +5139,17 @@
       <w:proofErr w:type="spellEnd"/>
       <w:r>
         <w:rPr>
-          <w:rFonts w:ascii="Times New Roman" w:hAnsi="Times New Roman" w:cs="Times New Roman"/>
-          <w:i/>
-          <w:sz w:val="24"/>
-          <w:szCs w:val="24"/>
-        </w:rPr>
-        <w:t xml:space="preserve"> </w:t>
-      </w:r>
-      <w:proofErr w:type="spellStart"/>
-      <w:r>
-        <w:rPr>
-          <w:rFonts w:ascii="Times New Roman" w:hAnsi="Times New Roman" w:cs="Times New Roman"/>
+          <w:rFonts w:ascii="Times New Roman" w:eastAsia="Times New Roman" w:hAnsi="Times New Roman" w:cs="Times New Roman"/>
+          <w:i/>
+          <w:sz w:val="24"/>
+          <w:szCs w:val="24"/>
+        </w:rPr>
+        <w:t xml:space="preserve"> </w:t>
+      </w:r>
+      <w:proofErr w:type="spellStart"/>
+      <w:r>
+        <w:rPr>
+          <w:rFonts w:ascii="Times New Roman" w:eastAsia="Times New Roman" w:hAnsi="Times New Roman" w:cs="Times New Roman"/>
           <w:i/>
           <w:sz w:val="24"/>
           <w:szCs w:val="24"/>
@@ -5162,17 +5159,17 @@
       <w:proofErr w:type="spellEnd"/>
       <w:r>
         <w:rPr>
-          <w:rFonts w:ascii="Times New Roman" w:hAnsi="Times New Roman" w:cs="Times New Roman"/>
-          <w:i/>
-          <w:sz w:val="24"/>
-          <w:szCs w:val="24"/>
-        </w:rPr>
-        <w:t xml:space="preserve"> </w:t>
-      </w:r>
-      <w:proofErr w:type="spellStart"/>
-      <w:r>
-        <w:rPr>
-          <w:rFonts w:ascii="Times New Roman" w:hAnsi="Times New Roman" w:cs="Times New Roman"/>
+          <w:rFonts w:ascii="Times New Roman" w:eastAsia="Times New Roman" w:hAnsi="Times New Roman" w:cs="Times New Roman"/>
+          <w:i/>
+          <w:sz w:val="24"/>
+          <w:szCs w:val="24"/>
+        </w:rPr>
+        <w:t xml:space="preserve"> </w:t>
+      </w:r>
+      <w:proofErr w:type="spellStart"/>
+      <w:r>
+        <w:rPr>
+          <w:rFonts w:ascii="Times New Roman" w:eastAsia="Times New Roman" w:hAnsi="Times New Roman" w:cs="Times New Roman"/>
           <w:i/>
           <w:sz w:val="24"/>
           <w:szCs w:val="24"/>
@@ -5182,17 +5179,17 @@
       <w:proofErr w:type="spellEnd"/>
       <w:r>
         <w:rPr>
-          <w:rFonts w:ascii="Times New Roman" w:hAnsi="Times New Roman" w:cs="Times New Roman"/>
-          <w:i/>
-          <w:sz w:val="24"/>
-          <w:szCs w:val="24"/>
-        </w:rPr>
-        <w:t xml:space="preserve"> </w:t>
-      </w:r>
-      <w:proofErr w:type="spellStart"/>
-      <w:r>
-        <w:rPr>
-          <w:rFonts w:ascii="Times New Roman" w:hAnsi="Times New Roman" w:cs="Times New Roman"/>
+          <w:rFonts w:ascii="Times New Roman" w:eastAsia="Times New Roman" w:hAnsi="Times New Roman" w:cs="Times New Roman"/>
+          <w:i/>
+          <w:sz w:val="24"/>
+          <w:szCs w:val="24"/>
+        </w:rPr>
+        <w:t xml:space="preserve"> </w:t>
+      </w:r>
+      <w:proofErr w:type="spellStart"/>
+      <w:r>
+        <w:rPr>
+          <w:rFonts w:ascii="Times New Roman" w:eastAsia="Times New Roman" w:hAnsi="Times New Roman" w:cs="Times New Roman"/>
           <w:i/>
           <w:sz w:val="24"/>
           <w:szCs w:val="24"/>
@@ -5202,17 +5199,17 @@
       <w:proofErr w:type="spellEnd"/>
       <w:r>
         <w:rPr>
-          <w:rFonts w:ascii="Times New Roman" w:hAnsi="Times New Roman" w:cs="Times New Roman"/>
-          <w:i/>
-          <w:sz w:val="24"/>
-          <w:szCs w:val="24"/>
-        </w:rPr>
-        <w:t xml:space="preserve"> </w:t>
-      </w:r>
-      <w:proofErr w:type="spellStart"/>
-      <w:r>
-        <w:rPr>
-          <w:rFonts w:ascii="Times New Roman" w:hAnsi="Times New Roman" w:cs="Times New Roman"/>
+          <w:rFonts w:ascii="Times New Roman" w:eastAsia="Times New Roman" w:hAnsi="Times New Roman" w:cs="Times New Roman"/>
+          <w:i/>
+          <w:sz w:val="24"/>
+          <w:szCs w:val="24"/>
+        </w:rPr>
+        <w:t xml:space="preserve"> </w:t>
+      </w:r>
+      <w:proofErr w:type="spellStart"/>
+      <w:r>
+        <w:rPr>
+          <w:rFonts w:ascii="Times New Roman" w:eastAsia="Times New Roman" w:hAnsi="Times New Roman" w:cs="Times New Roman"/>
           <w:i/>
           <w:sz w:val="24"/>
           <w:szCs w:val="24"/>
@@ -5222,17 +5219,17 @@
       <w:proofErr w:type="spellEnd"/>
       <w:r>
         <w:rPr>
-          <w:rFonts w:ascii="Times New Roman" w:hAnsi="Times New Roman" w:cs="Times New Roman"/>
-          <w:i/>
-          <w:sz w:val="24"/>
-          <w:szCs w:val="24"/>
-        </w:rPr>
-        <w:t xml:space="preserve"> </w:t>
-      </w:r>
-      <w:proofErr w:type="spellStart"/>
-      <w:r>
-        <w:rPr>
-          <w:rFonts w:ascii="Times New Roman" w:hAnsi="Times New Roman" w:cs="Times New Roman"/>
+          <w:rFonts w:ascii="Times New Roman" w:eastAsia="Times New Roman" w:hAnsi="Times New Roman" w:cs="Times New Roman"/>
+          <w:i/>
+          <w:sz w:val="24"/>
+          <w:szCs w:val="24"/>
+        </w:rPr>
+        <w:t xml:space="preserve"> </w:t>
+      </w:r>
+      <w:proofErr w:type="spellStart"/>
+      <w:r>
+        <w:rPr>
+          <w:rFonts w:ascii="Times New Roman" w:eastAsia="Times New Roman" w:hAnsi="Times New Roman" w:cs="Times New Roman"/>
           <w:i/>
           <w:sz w:val="24"/>
           <w:szCs w:val="24"/>
@@ -5242,17 +5239,17 @@
       <w:proofErr w:type="spellEnd"/>
       <w:r>
         <w:rPr>
-          <w:rFonts w:ascii="Times New Roman" w:hAnsi="Times New Roman" w:cs="Times New Roman"/>
-          <w:i/>
-          <w:sz w:val="24"/>
-          <w:szCs w:val="24"/>
-        </w:rPr>
-        <w:t xml:space="preserve"> </w:t>
-      </w:r>
-      <w:proofErr w:type="spellStart"/>
-      <w:r>
-        <w:rPr>
-          <w:rFonts w:ascii="Times New Roman" w:hAnsi="Times New Roman" w:cs="Times New Roman"/>
+          <w:rFonts w:ascii="Times New Roman" w:eastAsia="Times New Roman" w:hAnsi="Times New Roman" w:cs="Times New Roman"/>
+          <w:i/>
+          <w:sz w:val="24"/>
+          <w:szCs w:val="24"/>
+        </w:rPr>
+        <w:t xml:space="preserve"> </w:t>
+      </w:r>
+      <w:proofErr w:type="spellStart"/>
+      <w:r>
+        <w:rPr>
+          <w:rFonts w:ascii="Times New Roman" w:eastAsia="Times New Roman" w:hAnsi="Times New Roman" w:cs="Times New Roman"/>
           <w:i/>
           <w:sz w:val="24"/>
           <w:szCs w:val="24"/>
@@ -5262,17 +5259,17 @@
       <w:proofErr w:type="spellEnd"/>
       <w:r>
         <w:rPr>
-          <w:rFonts w:ascii="Times New Roman" w:hAnsi="Times New Roman" w:cs="Times New Roman"/>
-          <w:i/>
-          <w:sz w:val="24"/>
-          <w:szCs w:val="24"/>
-        </w:rPr>
-        <w:t xml:space="preserve"> </w:t>
-      </w:r>
-      <w:proofErr w:type="spellStart"/>
-      <w:r>
-        <w:rPr>
-          <w:rFonts w:ascii="Times New Roman" w:hAnsi="Times New Roman" w:cs="Times New Roman"/>
+          <w:rFonts w:ascii="Times New Roman" w:eastAsia="Times New Roman" w:hAnsi="Times New Roman" w:cs="Times New Roman"/>
+          <w:i/>
+          <w:sz w:val="24"/>
+          <w:szCs w:val="24"/>
+        </w:rPr>
+        <w:t xml:space="preserve"> </w:t>
+      </w:r>
+      <w:proofErr w:type="spellStart"/>
+      <w:r>
+        <w:rPr>
+          <w:rFonts w:ascii="Times New Roman" w:eastAsia="Times New Roman" w:hAnsi="Times New Roman" w:cs="Times New Roman"/>
           <w:i/>
           <w:sz w:val="24"/>
           <w:szCs w:val="24"/>
@@ -5282,17 +5279,17 @@
       <w:proofErr w:type="spellEnd"/>
       <w:r>
         <w:rPr>
-          <w:rFonts w:ascii="Times New Roman" w:hAnsi="Times New Roman" w:cs="Times New Roman"/>
-          <w:i/>
-          <w:sz w:val="24"/>
-          <w:szCs w:val="24"/>
-        </w:rPr>
-        <w:t xml:space="preserve"> </w:t>
-      </w:r>
-      <w:proofErr w:type="spellStart"/>
-      <w:r>
-        <w:rPr>
-          <w:rFonts w:ascii="Times New Roman" w:hAnsi="Times New Roman" w:cs="Times New Roman"/>
+          <w:rFonts w:ascii="Times New Roman" w:eastAsia="Times New Roman" w:hAnsi="Times New Roman" w:cs="Times New Roman"/>
+          <w:i/>
+          <w:sz w:val="24"/>
+          <w:szCs w:val="24"/>
+        </w:rPr>
+        <w:t xml:space="preserve"> </w:t>
+      </w:r>
+      <w:proofErr w:type="spellStart"/>
+      <w:r>
+        <w:rPr>
+          <w:rFonts w:ascii="Times New Roman" w:eastAsia="Times New Roman" w:hAnsi="Times New Roman" w:cs="Times New Roman"/>
           <w:i/>
           <w:sz w:val="24"/>
           <w:szCs w:val="24"/>
@@ -5302,17 +5299,17 @@
       <w:proofErr w:type="spellEnd"/>
       <w:r>
         <w:rPr>
-          <w:rFonts w:ascii="Times New Roman" w:hAnsi="Times New Roman" w:cs="Times New Roman"/>
-          <w:i/>
-          <w:sz w:val="24"/>
-          <w:szCs w:val="24"/>
-        </w:rPr>
-        <w:t xml:space="preserve"> </w:t>
-      </w:r>
-      <w:proofErr w:type="spellStart"/>
-      <w:r>
-        <w:rPr>
-          <w:rFonts w:ascii="Times New Roman" w:hAnsi="Times New Roman" w:cs="Times New Roman"/>
+          <w:rFonts w:ascii="Times New Roman" w:eastAsia="Times New Roman" w:hAnsi="Times New Roman" w:cs="Times New Roman"/>
+          <w:i/>
+          <w:sz w:val="24"/>
+          <w:szCs w:val="24"/>
+        </w:rPr>
+        <w:t xml:space="preserve"> </w:t>
+      </w:r>
+      <w:proofErr w:type="spellStart"/>
+      <w:r>
+        <w:rPr>
+          <w:rFonts w:ascii="Times New Roman" w:eastAsia="Times New Roman" w:hAnsi="Times New Roman" w:cs="Times New Roman"/>
           <w:i/>
           <w:sz w:val="24"/>
           <w:szCs w:val="24"/>
@@ -5322,17 +5319,17 @@
       <w:proofErr w:type="spellEnd"/>
       <w:r>
         <w:rPr>
-          <w:rFonts w:ascii="Times New Roman" w:hAnsi="Times New Roman" w:cs="Times New Roman"/>
-          <w:i/>
-          <w:sz w:val="24"/>
-          <w:szCs w:val="24"/>
-        </w:rPr>
-        <w:t xml:space="preserve"> </w:t>
-      </w:r>
-      <w:proofErr w:type="spellStart"/>
-      <w:r>
-        <w:rPr>
-          <w:rFonts w:ascii="Times New Roman" w:hAnsi="Times New Roman" w:cs="Times New Roman"/>
+          <w:rFonts w:ascii="Times New Roman" w:eastAsia="Times New Roman" w:hAnsi="Times New Roman" w:cs="Times New Roman"/>
+          <w:i/>
+          <w:sz w:val="24"/>
+          <w:szCs w:val="24"/>
+        </w:rPr>
+        <w:t xml:space="preserve"> </w:t>
+      </w:r>
+      <w:proofErr w:type="spellStart"/>
+      <w:r>
+        <w:rPr>
+          <w:rFonts w:ascii="Times New Roman" w:eastAsia="Times New Roman" w:hAnsi="Times New Roman" w:cs="Times New Roman"/>
           <w:i/>
           <w:sz w:val="24"/>
           <w:szCs w:val="24"/>
@@ -5342,17 +5339,17 @@
       <w:proofErr w:type="spellEnd"/>
       <w:r>
         <w:rPr>
-          <w:rFonts w:ascii="Times New Roman" w:hAnsi="Times New Roman" w:cs="Times New Roman"/>
-          <w:i/>
-          <w:sz w:val="24"/>
-          <w:szCs w:val="24"/>
-        </w:rPr>
-        <w:t xml:space="preserve"> </w:t>
-      </w:r>
-      <w:proofErr w:type="spellStart"/>
-      <w:r>
-        <w:rPr>
-          <w:rFonts w:ascii="Times New Roman" w:hAnsi="Times New Roman" w:cs="Times New Roman"/>
+          <w:rFonts w:ascii="Times New Roman" w:eastAsia="Times New Roman" w:hAnsi="Times New Roman" w:cs="Times New Roman"/>
+          <w:i/>
+          <w:sz w:val="24"/>
+          <w:szCs w:val="24"/>
+        </w:rPr>
+        <w:t xml:space="preserve"> </w:t>
+      </w:r>
+      <w:proofErr w:type="spellStart"/>
+      <w:r>
+        <w:rPr>
+          <w:rFonts w:ascii="Times New Roman" w:eastAsia="Times New Roman" w:hAnsi="Times New Roman" w:cs="Times New Roman"/>
           <w:i/>
           <w:sz w:val="24"/>
           <w:szCs w:val="24"/>
@@ -5362,17 +5359,17 @@
       <w:proofErr w:type="spellEnd"/>
       <w:r>
         <w:rPr>
-          <w:rFonts w:ascii="Times New Roman" w:hAnsi="Times New Roman" w:cs="Times New Roman"/>
-          <w:i/>
-          <w:sz w:val="24"/>
-          <w:szCs w:val="24"/>
-        </w:rPr>
-        <w:t xml:space="preserve"> </w:t>
-      </w:r>
-      <w:proofErr w:type="spellStart"/>
-      <w:r>
-        <w:rPr>
-          <w:rFonts w:ascii="Times New Roman" w:hAnsi="Times New Roman" w:cs="Times New Roman"/>
+          <w:rFonts w:ascii="Times New Roman" w:eastAsia="Times New Roman" w:hAnsi="Times New Roman" w:cs="Times New Roman"/>
+          <w:i/>
+          <w:sz w:val="24"/>
+          <w:szCs w:val="24"/>
+        </w:rPr>
+        <w:t xml:space="preserve"> </w:t>
+      </w:r>
+      <w:proofErr w:type="spellStart"/>
+      <w:r>
+        <w:rPr>
+          <w:rFonts w:ascii="Times New Roman" w:eastAsia="Times New Roman" w:hAnsi="Times New Roman" w:cs="Times New Roman"/>
           <w:i/>
           <w:sz w:val="24"/>
           <w:szCs w:val="24"/>
@@ -5382,7 +5379,7 @@
       <w:proofErr w:type="spellEnd"/>
       <w:r>
         <w:rPr>
-          <w:rFonts w:ascii="Times New Roman" w:hAnsi="Times New Roman" w:cs="Times New Roman"/>
+          <w:rFonts w:ascii="Times New Roman" w:eastAsia="Times New Roman" w:hAnsi="Times New Roman" w:cs="Times New Roman"/>
           <w:i/>
           <w:sz w:val="24"/>
           <w:szCs w:val="24"/>
@@ -5392,7 +5389,7 @@
       <w:proofErr w:type="spellStart"/>
       <w:r>
         <w:rPr>
-          <w:rFonts w:ascii="Times New Roman" w:hAnsi="Times New Roman" w:cs="Times New Roman"/>
+          <w:rFonts w:ascii="Times New Roman" w:eastAsia="Times New Roman" w:hAnsi="Times New Roman" w:cs="Times New Roman"/>
           <w:i/>
           <w:sz w:val="24"/>
           <w:szCs w:val="24"/>
@@ -5402,17 +5399,17 @@
       <w:proofErr w:type="spellEnd"/>
       <w:r>
         <w:rPr>
-          <w:rFonts w:ascii="Times New Roman" w:hAnsi="Times New Roman" w:cs="Times New Roman"/>
-          <w:i/>
-          <w:sz w:val="24"/>
-          <w:szCs w:val="24"/>
-        </w:rPr>
-        <w:t xml:space="preserve"> </w:t>
-      </w:r>
-      <w:proofErr w:type="spellStart"/>
-      <w:r>
-        <w:rPr>
-          <w:rFonts w:ascii="Times New Roman" w:hAnsi="Times New Roman" w:cs="Times New Roman"/>
+          <w:rFonts w:ascii="Times New Roman" w:eastAsia="Times New Roman" w:hAnsi="Times New Roman" w:cs="Times New Roman"/>
+          <w:i/>
+          <w:sz w:val="24"/>
+          <w:szCs w:val="24"/>
+        </w:rPr>
+        <w:t xml:space="preserve"> </w:t>
+      </w:r>
+      <w:proofErr w:type="spellStart"/>
+      <w:r>
+        <w:rPr>
+          <w:rFonts w:ascii="Times New Roman" w:eastAsia="Times New Roman" w:hAnsi="Times New Roman" w:cs="Times New Roman"/>
           <w:i/>
           <w:sz w:val="24"/>
           <w:szCs w:val="24"/>
@@ -5422,17 +5419,17 @@
       <w:proofErr w:type="spellEnd"/>
       <w:r>
         <w:rPr>
-          <w:rFonts w:ascii="Times New Roman" w:hAnsi="Times New Roman" w:cs="Times New Roman"/>
-          <w:i/>
-          <w:sz w:val="24"/>
-          <w:szCs w:val="24"/>
-        </w:rPr>
-        <w:t xml:space="preserve"> </w:t>
-      </w:r>
-      <w:proofErr w:type="spellStart"/>
-      <w:r>
-        <w:rPr>
-          <w:rFonts w:ascii="Times New Roman" w:hAnsi="Times New Roman" w:cs="Times New Roman"/>
+          <w:rFonts w:ascii="Times New Roman" w:eastAsia="Times New Roman" w:hAnsi="Times New Roman" w:cs="Times New Roman"/>
+          <w:i/>
+          <w:sz w:val="24"/>
+          <w:szCs w:val="24"/>
+        </w:rPr>
+        <w:t xml:space="preserve"> </w:t>
+      </w:r>
+      <w:proofErr w:type="spellStart"/>
+      <w:r>
+        <w:rPr>
+          <w:rFonts w:ascii="Times New Roman" w:eastAsia="Times New Roman" w:hAnsi="Times New Roman" w:cs="Times New Roman"/>
           <w:i/>
           <w:sz w:val="24"/>
           <w:szCs w:val="24"/>
@@ -5442,17 +5439,17 @@
       <w:proofErr w:type="spellEnd"/>
       <w:r>
         <w:rPr>
-          <w:rFonts w:ascii="Times New Roman" w:hAnsi="Times New Roman" w:cs="Times New Roman"/>
-          <w:i/>
-          <w:sz w:val="24"/>
-          <w:szCs w:val="24"/>
-        </w:rPr>
-        <w:t xml:space="preserve"> </w:t>
-      </w:r>
-      <w:proofErr w:type="spellStart"/>
-      <w:r>
-        <w:rPr>
-          <w:rFonts w:ascii="Times New Roman" w:hAnsi="Times New Roman" w:cs="Times New Roman"/>
+          <w:rFonts w:ascii="Times New Roman" w:eastAsia="Times New Roman" w:hAnsi="Times New Roman" w:cs="Times New Roman"/>
+          <w:i/>
+          <w:sz w:val="24"/>
+          <w:szCs w:val="24"/>
+        </w:rPr>
+        <w:t xml:space="preserve"> </w:t>
+      </w:r>
+      <w:proofErr w:type="spellStart"/>
+      <w:r>
+        <w:rPr>
+          <w:rFonts w:ascii="Times New Roman" w:eastAsia="Times New Roman" w:hAnsi="Times New Roman" w:cs="Times New Roman"/>
           <w:i/>
           <w:sz w:val="24"/>
           <w:szCs w:val="24"/>
@@ -5462,17 +5459,17 @@
       <w:proofErr w:type="spellEnd"/>
       <w:r>
         <w:rPr>
-          <w:rFonts w:ascii="Times New Roman" w:hAnsi="Times New Roman" w:cs="Times New Roman"/>
-          <w:i/>
-          <w:sz w:val="24"/>
-          <w:szCs w:val="24"/>
-        </w:rPr>
-        <w:t xml:space="preserve"> </w:t>
-      </w:r>
-      <w:proofErr w:type="spellStart"/>
-      <w:r>
-        <w:rPr>
-          <w:rFonts w:ascii="Times New Roman" w:hAnsi="Times New Roman" w:cs="Times New Roman"/>
+          <w:rFonts w:ascii="Times New Roman" w:eastAsia="Times New Roman" w:hAnsi="Times New Roman" w:cs="Times New Roman"/>
+          <w:i/>
+          <w:sz w:val="24"/>
+          <w:szCs w:val="24"/>
+        </w:rPr>
+        <w:t xml:space="preserve"> </w:t>
+      </w:r>
+      <w:proofErr w:type="spellStart"/>
+      <w:r>
+        <w:rPr>
+          <w:rFonts w:ascii="Times New Roman" w:eastAsia="Times New Roman" w:hAnsi="Times New Roman" w:cs="Times New Roman"/>
           <w:i/>
           <w:sz w:val="24"/>
           <w:szCs w:val="24"/>
@@ -5482,17 +5479,17 @@
       <w:proofErr w:type="spellEnd"/>
       <w:r>
         <w:rPr>
-          <w:rFonts w:ascii="Times New Roman" w:hAnsi="Times New Roman" w:cs="Times New Roman"/>
-          <w:i/>
-          <w:sz w:val="24"/>
-          <w:szCs w:val="24"/>
-        </w:rPr>
-        <w:t xml:space="preserve"> </w:t>
-      </w:r>
-      <w:proofErr w:type="spellStart"/>
-      <w:r>
-        <w:rPr>
-          <w:rFonts w:ascii="Times New Roman" w:hAnsi="Times New Roman" w:cs="Times New Roman"/>
+          <w:rFonts w:ascii="Times New Roman" w:eastAsia="Times New Roman" w:hAnsi="Times New Roman" w:cs="Times New Roman"/>
+          <w:i/>
+          <w:sz w:val="24"/>
+          <w:szCs w:val="24"/>
+        </w:rPr>
+        <w:t xml:space="preserve"> </w:t>
+      </w:r>
+      <w:proofErr w:type="spellStart"/>
+      <w:r>
+        <w:rPr>
+          <w:rFonts w:ascii="Times New Roman" w:eastAsia="Times New Roman" w:hAnsi="Times New Roman" w:cs="Times New Roman"/>
           <w:i/>
           <w:sz w:val="24"/>
           <w:szCs w:val="24"/>
@@ -5502,17 +5499,17 @@
       <w:proofErr w:type="spellEnd"/>
       <w:r>
         <w:rPr>
-          <w:rFonts w:ascii="Times New Roman" w:hAnsi="Times New Roman" w:cs="Times New Roman"/>
-          <w:i/>
-          <w:sz w:val="24"/>
-          <w:szCs w:val="24"/>
-        </w:rPr>
-        <w:t xml:space="preserve"> </w:t>
-      </w:r>
-      <w:proofErr w:type="spellStart"/>
-      <w:r>
-        <w:rPr>
-          <w:rFonts w:ascii="Times New Roman" w:hAnsi="Times New Roman" w:cs="Times New Roman"/>
+          <w:rFonts w:ascii="Times New Roman" w:eastAsia="Times New Roman" w:hAnsi="Times New Roman" w:cs="Times New Roman"/>
+          <w:i/>
+          <w:sz w:val="24"/>
+          <w:szCs w:val="24"/>
+        </w:rPr>
+        <w:t xml:space="preserve"> </w:t>
+      </w:r>
+      <w:proofErr w:type="spellStart"/>
+      <w:r>
+        <w:rPr>
+          <w:rFonts w:ascii="Times New Roman" w:eastAsia="Times New Roman" w:hAnsi="Times New Roman" w:cs="Times New Roman"/>
           <w:i/>
           <w:sz w:val="24"/>
           <w:szCs w:val="24"/>
@@ -5522,17 +5519,17 @@
       <w:proofErr w:type="spellEnd"/>
       <w:r>
         <w:rPr>
-          <w:rFonts w:ascii="Times New Roman" w:hAnsi="Times New Roman" w:cs="Times New Roman"/>
-          <w:i/>
-          <w:sz w:val="24"/>
-          <w:szCs w:val="24"/>
-        </w:rPr>
-        <w:t xml:space="preserve"> </w:t>
-      </w:r>
-      <w:proofErr w:type="spellStart"/>
-      <w:r>
-        <w:rPr>
-          <w:rFonts w:ascii="Times New Roman" w:hAnsi="Times New Roman" w:cs="Times New Roman"/>
+          <w:rFonts w:ascii="Times New Roman" w:eastAsia="Times New Roman" w:hAnsi="Times New Roman" w:cs="Times New Roman"/>
+          <w:i/>
+          <w:sz w:val="24"/>
+          <w:szCs w:val="24"/>
+        </w:rPr>
+        <w:t xml:space="preserve"> </w:t>
+      </w:r>
+      <w:proofErr w:type="spellStart"/>
+      <w:r>
+        <w:rPr>
+          <w:rFonts w:ascii="Times New Roman" w:eastAsia="Times New Roman" w:hAnsi="Times New Roman" w:cs="Times New Roman"/>
           <w:i/>
           <w:sz w:val="24"/>
           <w:szCs w:val="24"/>
@@ -5542,17 +5539,17 @@
       <w:proofErr w:type="spellEnd"/>
       <w:r>
         <w:rPr>
-          <w:rFonts w:ascii="Times New Roman" w:hAnsi="Times New Roman" w:cs="Times New Roman"/>
-          <w:i/>
-          <w:sz w:val="24"/>
-          <w:szCs w:val="24"/>
-        </w:rPr>
-        <w:t xml:space="preserve"> </w:t>
-      </w:r>
-      <w:proofErr w:type="spellStart"/>
-      <w:r>
-        <w:rPr>
-          <w:rFonts w:ascii="Times New Roman" w:hAnsi="Times New Roman" w:cs="Times New Roman"/>
+          <w:rFonts w:ascii="Times New Roman" w:eastAsia="Times New Roman" w:hAnsi="Times New Roman" w:cs="Times New Roman"/>
+          <w:i/>
+          <w:sz w:val="24"/>
+          <w:szCs w:val="24"/>
+        </w:rPr>
+        <w:t xml:space="preserve"> </w:t>
+      </w:r>
+      <w:proofErr w:type="spellStart"/>
+      <w:r>
+        <w:rPr>
+          <w:rFonts w:ascii="Times New Roman" w:eastAsia="Times New Roman" w:hAnsi="Times New Roman" w:cs="Times New Roman"/>
           <w:i/>
           <w:sz w:val="24"/>
           <w:szCs w:val="24"/>
@@ -5562,17 +5559,17 @@
       <w:proofErr w:type="spellEnd"/>
       <w:r>
         <w:rPr>
-          <w:rFonts w:ascii="Times New Roman" w:hAnsi="Times New Roman" w:cs="Times New Roman"/>
-          <w:i/>
-          <w:sz w:val="24"/>
-          <w:szCs w:val="24"/>
-        </w:rPr>
-        <w:t xml:space="preserve"> </w:t>
-      </w:r>
-      <w:proofErr w:type="spellStart"/>
-      <w:r>
-        <w:rPr>
-          <w:rFonts w:ascii="Times New Roman" w:hAnsi="Times New Roman" w:cs="Times New Roman"/>
+          <w:rFonts w:ascii="Times New Roman" w:eastAsia="Times New Roman" w:hAnsi="Times New Roman" w:cs="Times New Roman"/>
+          <w:i/>
+          <w:sz w:val="24"/>
+          <w:szCs w:val="24"/>
+        </w:rPr>
+        <w:t xml:space="preserve"> </w:t>
+      </w:r>
+      <w:proofErr w:type="spellStart"/>
+      <w:r>
+        <w:rPr>
+          <w:rFonts w:ascii="Times New Roman" w:eastAsia="Times New Roman" w:hAnsi="Times New Roman" w:cs="Times New Roman"/>
           <w:i/>
           <w:sz w:val="24"/>
           <w:szCs w:val="24"/>
@@ -5582,7 +5579,7 @@
       <w:proofErr w:type="spellEnd"/>
       <w:r>
         <w:rPr>
-          <w:rFonts w:ascii="Times New Roman" w:hAnsi="Times New Roman" w:cs="Times New Roman"/>
+          <w:rFonts w:ascii="Times New Roman" w:eastAsia="Times New Roman" w:hAnsi="Times New Roman" w:cs="Times New Roman"/>
           <w:i/>
           <w:sz w:val="24"/>
           <w:szCs w:val="24"/>

--- a/samples/document-preview/01-nguyen-van-ut-bang-ke.docx
+++ b/samples/document-preview/01-nguyen-van-ut-bang-ke.docx
@@ -1093,8 +1093,8 @@
             <w:r>
               <w:rPr>
                 <w:rFonts w:ascii="Times New Roman" w:eastAsia="Times New Roman" w:hAnsi="Times New Roman" w:cs="Times New Roman"/>
-                <w:sz w:val="24"/>
-                <w:szCs w:val="24"/>
+                <w:sz w:val="18"/>
+                <w:szCs w:val="18"/>
               </w:rPr>
               <w:t xml:space="preserve">Ngày tháng năm mua hàng</w:t>
             </w:r>
@@ -1124,8 +1124,8 @@
                 <w:rFonts w:ascii="Times New Roman" w:eastAsia="Times New Roman" w:hAnsi="Times New Roman" w:cs="Times New Roman"/>
                 <w:b/>
                 <w:color w:val="000000"/>
-                <w:sz w:val="24"/>
-                <w:szCs w:val="24"/>
+                <w:sz w:val="18"/>
+                <w:szCs w:val="18"/>
               </w:rPr>
               <w:t>Người</w:t>
             </w:r>
@@ -1135,8 +1135,8 @@
                 <w:rFonts w:ascii="Times New Roman" w:eastAsia="Times New Roman" w:hAnsi="Times New Roman" w:cs="Times New Roman"/>
                 <w:b/>
                 <w:color w:val="000000"/>
-                <w:sz w:val="24"/>
-                <w:szCs w:val="24"/>
+                <w:sz w:val="18"/>
+                <w:szCs w:val="18"/>
               </w:rPr>
               <w:t xml:space="preserve"> </w:t>
             </w:r>
@@ -1146,8 +1146,8 @@
                 <w:rFonts w:ascii="Times New Roman" w:eastAsia="Times New Roman" w:hAnsi="Times New Roman" w:cs="Times New Roman"/>
                 <w:b/>
                 <w:color w:val="000000"/>
-                <w:sz w:val="24"/>
-                <w:szCs w:val="24"/>
+                <w:sz w:val="18"/>
+                <w:szCs w:val="18"/>
               </w:rPr>
               <w:t>bán</w:t>
             </w:r>
@@ -1178,8 +1178,8 @@
                 <w:rFonts w:ascii="Times New Roman" w:eastAsia="Times New Roman" w:hAnsi="Times New Roman" w:cs="Times New Roman"/>
                 <w:b/>
                 <w:color w:val="000000"/>
-                <w:sz w:val="24"/>
-                <w:szCs w:val="24"/>
+                <w:sz w:val="18"/>
+                <w:szCs w:val="18"/>
               </w:rPr>
               <w:t>Hàng</w:t>
             </w:r>
@@ -1189,8 +1189,8 @@
                 <w:rFonts w:ascii="Times New Roman" w:eastAsia="Times New Roman" w:hAnsi="Times New Roman" w:cs="Times New Roman"/>
                 <w:b/>
                 <w:color w:val="000000"/>
-                <w:sz w:val="24"/>
-                <w:szCs w:val="24"/>
+                <w:sz w:val="18"/>
+                <w:szCs w:val="18"/>
               </w:rPr>
               <w:t xml:space="preserve"> </w:t>
             </w:r>
@@ -1200,8 +1200,8 @@
                 <w:rFonts w:ascii="Times New Roman" w:eastAsia="Times New Roman" w:hAnsi="Times New Roman" w:cs="Times New Roman"/>
                 <w:b/>
                 <w:color w:val="000000"/>
-                <w:sz w:val="24"/>
-                <w:szCs w:val="24"/>
+                <w:sz w:val="18"/>
+                <w:szCs w:val="18"/>
               </w:rPr>
               <w:t>hóa</w:t>
             </w:r>
@@ -1211,8 +1211,8 @@
                 <w:rFonts w:ascii="Times New Roman" w:eastAsia="Times New Roman" w:hAnsi="Times New Roman" w:cs="Times New Roman"/>
                 <w:b/>
                 <w:color w:val="000000"/>
-                <w:sz w:val="24"/>
-                <w:szCs w:val="24"/>
+                <w:sz w:val="18"/>
+                <w:szCs w:val="18"/>
               </w:rPr>
               <w:t xml:space="preserve">, </w:t>
             </w:r>
@@ -1222,8 +1222,8 @@
                 <w:rFonts w:ascii="Times New Roman" w:eastAsia="Times New Roman" w:hAnsi="Times New Roman" w:cs="Times New Roman"/>
                 <w:b/>
                 <w:color w:val="000000"/>
-                <w:sz w:val="24"/>
-                <w:szCs w:val="24"/>
+                <w:sz w:val="18"/>
+                <w:szCs w:val="18"/>
               </w:rPr>
               <w:t>dịch</w:t>
             </w:r>
@@ -1233,8 +1233,8 @@
                 <w:rFonts w:ascii="Times New Roman" w:eastAsia="Times New Roman" w:hAnsi="Times New Roman" w:cs="Times New Roman"/>
                 <w:b/>
                 <w:color w:val="000000"/>
-                <w:sz w:val="24"/>
-                <w:szCs w:val="24"/>
+                <w:sz w:val="18"/>
+                <w:szCs w:val="18"/>
               </w:rPr>
               <w:t xml:space="preserve"> </w:t>
             </w:r>
@@ -1244,8 +1244,8 @@
                 <w:rFonts w:ascii="Times New Roman" w:eastAsia="Times New Roman" w:hAnsi="Times New Roman" w:cs="Times New Roman"/>
                 <w:b/>
                 <w:color w:val="000000"/>
-                <w:sz w:val="24"/>
-                <w:szCs w:val="24"/>
+                <w:sz w:val="18"/>
+                <w:szCs w:val="18"/>
               </w:rPr>
               <w:t>vụ</w:t>
             </w:r>
@@ -1255,8 +1255,8 @@
                 <w:rFonts w:ascii="Times New Roman" w:eastAsia="Times New Roman" w:hAnsi="Times New Roman" w:cs="Times New Roman"/>
                 <w:b/>
                 <w:color w:val="000000"/>
-                <w:sz w:val="24"/>
-                <w:szCs w:val="24"/>
+                <w:sz w:val="18"/>
+                <w:szCs w:val="18"/>
               </w:rPr>
               <w:t xml:space="preserve"> </w:t>
             </w:r>
@@ -1266,8 +1266,8 @@
                 <w:rFonts w:ascii="Times New Roman" w:eastAsia="Times New Roman" w:hAnsi="Times New Roman" w:cs="Times New Roman"/>
                 <w:b/>
                 <w:color w:val="000000"/>
-                <w:sz w:val="24"/>
-                <w:szCs w:val="24"/>
+                <w:sz w:val="18"/>
+                <w:szCs w:val="18"/>
               </w:rPr>
               <w:t>mua</w:t>
             </w:r>
@@ -1277,8 +1277,8 @@
                 <w:rFonts w:ascii="Times New Roman" w:eastAsia="Times New Roman" w:hAnsi="Times New Roman" w:cs="Times New Roman"/>
                 <w:b/>
                 <w:color w:val="000000"/>
-                <w:sz w:val="24"/>
-                <w:szCs w:val="24"/>
+                <w:sz w:val="18"/>
+                <w:szCs w:val="18"/>
               </w:rPr>
               <w:t xml:space="preserve"> </w:t>
             </w:r>
@@ -1288,8 +1288,8 @@
                 <w:rFonts w:ascii="Times New Roman" w:eastAsia="Times New Roman" w:hAnsi="Times New Roman" w:cs="Times New Roman"/>
                 <w:b/>
                 <w:color w:val="000000"/>
-                <w:sz w:val="24"/>
-                <w:szCs w:val="24"/>
+                <w:sz w:val="18"/>
+                <w:szCs w:val="18"/>
               </w:rPr>
               <w:t>vào</w:t>
             </w:r>
@@ -1319,8 +1319,8 @@
                 <w:rFonts w:ascii="Times New Roman" w:eastAsia="Times New Roman" w:hAnsi="Times New Roman" w:cs="Times New Roman"/>
                 <w:b/>
                 <w:color w:val="000000"/>
-                <w:sz w:val="24"/>
-                <w:szCs w:val="24"/>
+                <w:sz w:val="18"/>
+                <w:szCs w:val="18"/>
               </w:rPr>
               <w:t>Ghi</w:t>
             </w:r>
@@ -1330,8 +1330,8 @@
                 <w:rFonts w:ascii="Times New Roman" w:eastAsia="Times New Roman" w:hAnsi="Times New Roman" w:cs="Times New Roman"/>
                 <w:b/>
                 <w:color w:val="000000"/>
-                <w:sz w:val="24"/>
-                <w:szCs w:val="24"/>
+                <w:sz w:val="18"/>
+                <w:szCs w:val="18"/>
               </w:rPr>
               <w:t xml:space="preserve"> </w:t>
             </w:r>
@@ -1341,8 +1341,8 @@
                 <w:rFonts w:ascii="Times New Roman" w:eastAsia="Times New Roman" w:hAnsi="Times New Roman" w:cs="Times New Roman"/>
                 <w:b/>
                 <w:color w:val="000000"/>
-                <w:sz w:val="24"/>
-                <w:szCs w:val="24"/>
+                <w:sz w:val="18"/>
+                <w:szCs w:val="18"/>
               </w:rPr>
               <w:t>chú</w:t>
             </w:r>
@@ -1390,8 +1390,8 @@
               <w:rPr>
                 <w:rFonts w:ascii="Times New Roman" w:eastAsia="Times New Roman" w:hAnsi="Times New Roman" w:cs="Times New Roman"/>
                 <w:color w:val="000000"/>
-                <w:sz w:val="24"/>
-                <w:szCs w:val="24"/>
+                <w:sz w:val="18"/>
+                <w:szCs w:val="18"/>
               </w:rPr>
               <w:t>Tên</w:t>
             </w:r>
@@ -1400,8 +1400,8 @@
               <w:rPr>
                 <w:rFonts w:ascii="Times New Roman" w:eastAsia="Times New Roman" w:hAnsi="Times New Roman" w:cs="Times New Roman"/>
                 <w:color w:val="000000"/>
-                <w:sz w:val="24"/>
-                <w:szCs w:val="24"/>
+                <w:sz w:val="18"/>
+                <w:szCs w:val="18"/>
               </w:rPr>
               <w:t xml:space="preserve"> </w:t>
             </w:r>
@@ -1410,8 +1410,8 @@
               <w:rPr>
                 <w:rFonts w:ascii="Times New Roman" w:eastAsia="Times New Roman" w:hAnsi="Times New Roman" w:cs="Times New Roman"/>
                 <w:color w:val="000000"/>
-                <w:sz w:val="24"/>
-                <w:szCs w:val="24"/>
+                <w:sz w:val="18"/>
+                <w:szCs w:val="18"/>
               </w:rPr>
               <w:t>người</w:t>
             </w:r>
@@ -1420,8 +1420,8 @@
               <w:rPr>
                 <w:rFonts w:ascii="Times New Roman" w:eastAsia="Times New Roman" w:hAnsi="Times New Roman" w:cs="Times New Roman"/>
                 <w:color w:val="000000"/>
-                <w:sz w:val="24"/>
-                <w:szCs w:val="24"/>
+                <w:sz w:val="18"/>
+                <w:szCs w:val="18"/>
               </w:rPr>
               <w:t xml:space="preserve"> </w:t>
             </w:r>
@@ -1430,8 +1430,8 @@
               <w:rPr>
                 <w:rFonts w:ascii="Times New Roman" w:eastAsia="Times New Roman" w:hAnsi="Times New Roman" w:cs="Times New Roman"/>
                 <w:color w:val="000000"/>
-                <w:sz w:val="24"/>
-                <w:szCs w:val="24"/>
+                <w:sz w:val="18"/>
+                <w:szCs w:val="18"/>
               </w:rPr>
               <w:t>bán</w:t>
             </w:r>
@@ -1459,8 +1459,8 @@
               <w:rPr>
                 <w:rFonts w:ascii="Times New Roman" w:eastAsia="Times New Roman" w:hAnsi="Times New Roman" w:cs="Times New Roman"/>
                 <w:color w:val="000000"/>
-                <w:sz w:val="24"/>
-                <w:szCs w:val="24"/>
+                <w:sz w:val="18"/>
+                <w:szCs w:val="18"/>
               </w:rPr>
               <w:t>Địa</w:t>
             </w:r>
@@ -1469,8 +1469,8 @@
               <w:rPr>
                 <w:rFonts w:ascii="Times New Roman" w:eastAsia="Times New Roman" w:hAnsi="Times New Roman" w:cs="Times New Roman"/>
                 <w:color w:val="000000"/>
-                <w:sz w:val="24"/>
-                <w:szCs w:val="24"/>
+                <w:sz w:val="18"/>
+                <w:szCs w:val="18"/>
               </w:rPr>
               <w:t xml:space="preserve"> </w:t>
             </w:r>
@@ -1479,8 +1479,8 @@
               <w:rPr>
                 <w:rFonts w:ascii="Times New Roman" w:eastAsia="Times New Roman" w:hAnsi="Times New Roman" w:cs="Times New Roman"/>
                 <w:color w:val="000000"/>
-                <w:sz w:val="24"/>
-                <w:szCs w:val="24"/>
+                <w:sz w:val="18"/>
+                <w:szCs w:val="18"/>
               </w:rPr>
               <w:t>chỉ</w:t>
             </w:r>
@@ -1508,8 +1508,8 @@
               <w:rPr>
                 <w:rFonts w:ascii="Times New Roman" w:eastAsia="Times New Roman" w:hAnsi="Times New Roman" w:cs="Times New Roman"/>
                 <w:color w:val="000000"/>
-                <w:sz w:val="24"/>
-                <w:szCs w:val="24"/>
+                <w:sz w:val="18"/>
+                <w:szCs w:val="18"/>
               </w:rPr>
               <w:t>Số</w:t>
             </w:r>
@@ -1518,8 +1518,8 @@
               <w:rPr>
                 <w:rFonts w:ascii="Times New Roman" w:eastAsia="Times New Roman" w:hAnsi="Times New Roman" w:cs="Times New Roman"/>
                 <w:color w:val="000000"/>
-                <w:sz w:val="24"/>
-                <w:szCs w:val="24"/>
+                <w:sz w:val="18"/>
+                <w:szCs w:val="18"/>
               </w:rPr>
               <w:t xml:space="preserve"> </w:t>
             </w:r>
@@ -1528,8 +1528,8 @@
               <w:rPr>
                 <w:rFonts w:ascii="Times New Roman" w:eastAsia="Times New Roman" w:hAnsi="Times New Roman" w:cs="Times New Roman"/>
                 <w:color w:val="000000"/>
-                <w:sz w:val="24"/>
-                <w:szCs w:val="24"/>
+                <w:sz w:val="18"/>
+                <w:szCs w:val="18"/>
               </w:rPr>
               <w:t>căn</w:t>
             </w:r>
@@ -1538,8 +1538,8 @@
               <w:rPr>
                 <w:rFonts w:ascii="Times New Roman" w:eastAsia="Times New Roman" w:hAnsi="Times New Roman" w:cs="Times New Roman"/>
                 <w:color w:val="000000"/>
-                <w:sz w:val="24"/>
-                <w:szCs w:val="24"/>
+                <w:sz w:val="18"/>
+                <w:szCs w:val="18"/>
               </w:rPr>
               <w:t xml:space="preserve"> </w:t>
             </w:r>
@@ -1548,8 +1548,8 @@
               <w:rPr>
                 <w:rFonts w:ascii="Times New Roman" w:eastAsia="Times New Roman" w:hAnsi="Times New Roman" w:cs="Times New Roman"/>
                 <w:color w:val="000000"/>
-                <w:sz w:val="24"/>
-                <w:szCs w:val="24"/>
+                <w:sz w:val="18"/>
+                <w:szCs w:val="18"/>
               </w:rPr>
               <w:t>cước</w:t>
             </w:r>
@@ -1577,8 +1577,8 @@
               <w:rPr>
                 <w:rFonts w:ascii="Times New Roman" w:eastAsia="Times New Roman" w:hAnsi="Times New Roman" w:cs="Times New Roman"/>
                 <w:color w:val="000000"/>
-                <w:sz w:val="24"/>
-                <w:szCs w:val="24"/>
+                <w:sz w:val="18"/>
+                <w:szCs w:val="18"/>
               </w:rPr>
               <w:t>Số</w:t>
             </w:r>
@@ -1587,8 +1587,8 @@
               <w:rPr>
                 <w:rFonts w:ascii="Times New Roman" w:eastAsia="Times New Roman" w:hAnsi="Times New Roman" w:cs="Times New Roman"/>
                 <w:color w:val="000000"/>
-                <w:sz w:val="24"/>
-                <w:szCs w:val="24"/>
+                <w:sz w:val="18"/>
+                <w:szCs w:val="18"/>
               </w:rPr>
               <w:t xml:space="preserve"> </w:t>
             </w:r>
@@ -1597,8 +1597,8 @@
               <w:rPr>
                 <w:rFonts w:ascii="Times New Roman" w:eastAsia="Times New Roman" w:hAnsi="Times New Roman" w:cs="Times New Roman"/>
                 <w:color w:val="000000"/>
-                <w:sz w:val="24"/>
-                <w:szCs w:val="24"/>
+                <w:sz w:val="18"/>
+                <w:szCs w:val="18"/>
               </w:rPr>
               <w:t>điện</w:t>
             </w:r>
@@ -1607,8 +1607,8 @@
               <w:rPr>
                 <w:rFonts w:ascii="Times New Roman" w:eastAsia="Times New Roman" w:hAnsi="Times New Roman" w:cs="Times New Roman"/>
                 <w:color w:val="000000"/>
-                <w:sz w:val="24"/>
-                <w:szCs w:val="24"/>
+                <w:sz w:val="18"/>
+                <w:szCs w:val="18"/>
               </w:rPr>
               <w:t xml:space="preserve"> </w:t>
             </w:r>
@@ -1617,8 +1617,8 @@
               <w:rPr>
                 <w:rFonts w:ascii="Times New Roman" w:eastAsia="Times New Roman" w:hAnsi="Times New Roman" w:cs="Times New Roman"/>
                 <w:color w:val="000000"/>
-                <w:sz w:val="24"/>
-                <w:szCs w:val="24"/>
+                <w:sz w:val="18"/>
+                <w:szCs w:val="18"/>
               </w:rPr>
               <w:t>thoại</w:t>
             </w:r>
@@ -1627,8 +1627,8 @@
               <w:rPr>
                 <w:rFonts w:ascii="Times New Roman" w:eastAsia="Times New Roman" w:hAnsi="Times New Roman" w:cs="Times New Roman"/>
                 <w:color w:val="000000"/>
-                <w:sz w:val="24"/>
-                <w:szCs w:val="24"/>
+                <w:sz w:val="18"/>
+                <w:szCs w:val="18"/>
               </w:rPr>
               <w:t xml:space="preserve"> (</w:t>
             </w:r>
@@ -1637,8 +1637,8 @@
               <w:rPr>
                 <w:rFonts w:ascii="Times New Roman" w:eastAsia="Times New Roman" w:hAnsi="Times New Roman" w:cs="Times New Roman"/>
                 <w:color w:val="000000"/>
-                <w:sz w:val="24"/>
-                <w:szCs w:val="24"/>
+                <w:sz w:val="18"/>
+                <w:szCs w:val="18"/>
               </w:rPr>
               <w:t>nếu</w:t>
             </w:r>
@@ -1647,8 +1647,8 @@
               <w:rPr>
                 <w:rFonts w:ascii="Times New Roman" w:eastAsia="Times New Roman" w:hAnsi="Times New Roman" w:cs="Times New Roman"/>
                 <w:color w:val="000000"/>
-                <w:sz w:val="24"/>
-                <w:szCs w:val="24"/>
+                <w:sz w:val="18"/>
+                <w:szCs w:val="18"/>
               </w:rPr>
               <w:t xml:space="preserve"> </w:t>
             </w:r>
@@ -1657,8 +1657,8 @@
               <w:rPr>
                 <w:rFonts w:ascii="Times New Roman" w:eastAsia="Times New Roman" w:hAnsi="Times New Roman" w:cs="Times New Roman"/>
                 <w:color w:val="000000"/>
-                <w:sz w:val="24"/>
-                <w:szCs w:val="24"/>
+                <w:sz w:val="18"/>
+                <w:szCs w:val="18"/>
               </w:rPr>
               <w:t>có</w:t>
             </w:r>
@@ -1667,8 +1667,8 @@
               <w:rPr>
                 <w:rFonts w:ascii="Times New Roman" w:eastAsia="Times New Roman" w:hAnsi="Times New Roman" w:cs="Times New Roman"/>
                 <w:color w:val="000000"/>
-                <w:sz w:val="24"/>
-                <w:szCs w:val="24"/>
+                <w:sz w:val="18"/>
+                <w:szCs w:val="18"/>
               </w:rPr>
               <w:t>)</w:t>
             </w:r>
@@ -1695,8 +1695,8 @@
               <w:rPr>
                 <w:rFonts w:ascii="Times New Roman" w:eastAsia="Times New Roman" w:hAnsi="Times New Roman" w:cs="Times New Roman"/>
                 <w:color w:val="000000"/>
-                <w:sz w:val="24"/>
-                <w:szCs w:val="24"/>
+                <w:sz w:val="18"/>
+                <w:szCs w:val="18"/>
               </w:rPr>
               <w:t>Tên</w:t>
             </w:r>
@@ -1705,8 +1705,8 @@
               <w:rPr>
                 <w:rFonts w:ascii="Times New Roman" w:eastAsia="Times New Roman" w:hAnsi="Times New Roman" w:cs="Times New Roman"/>
                 <w:color w:val="000000"/>
-                <w:sz w:val="24"/>
-                <w:szCs w:val="24"/>
+                <w:sz w:val="18"/>
+                <w:szCs w:val="18"/>
               </w:rPr>
               <w:t xml:space="preserve"> </w:t>
             </w:r>
@@ -1715,8 +1715,8 @@
               <w:rPr>
                 <w:rFonts w:ascii="Times New Roman" w:eastAsia="Times New Roman" w:hAnsi="Times New Roman" w:cs="Times New Roman"/>
                 <w:color w:val="000000"/>
-                <w:sz w:val="24"/>
-                <w:szCs w:val="24"/>
+                <w:sz w:val="18"/>
+                <w:szCs w:val="18"/>
               </w:rPr>
               <w:t>hàng</w:t>
             </w:r>
@@ -1725,8 +1725,8 @@
               <w:rPr>
                 <w:rFonts w:ascii="Times New Roman" w:eastAsia="Times New Roman" w:hAnsi="Times New Roman" w:cs="Times New Roman"/>
                 <w:color w:val="000000"/>
-                <w:sz w:val="24"/>
-                <w:szCs w:val="24"/>
+                <w:sz w:val="18"/>
+                <w:szCs w:val="18"/>
               </w:rPr>
               <w:t xml:space="preserve"> </w:t>
             </w:r>
@@ -1735,8 +1735,8 @@
               <w:rPr>
                 <w:rFonts w:ascii="Times New Roman" w:eastAsia="Times New Roman" w:hAnsi="Times New Roman" w:cs="Times New Roman"/>
                 <w:color w:val="000000"/>
-                <w:sz w:val="24"/>
-                <w:szCs w:val="24"/>
+                <w:sz w:val="18"/>
+                <w:szCs w:val="18"/>
               </w:rPr>
               <w:t>hóa</w:t>
             </w:r>
@@ -1745,8 +1745,8 @@
               <w:rPr>
                 <w:rFonts w:ascii="Times New Roman" w:eastAsia="Times New Roman" w:hAnsi="Times New Roman" w:cs="Times New Roman"/>
                 <w:color w:val="000000"/>
-                <w:sz w:val="24"/>
-                <w:szCs w:val="24"/>
+                <w:sz w:val="18"/>
+                <w:szCs w:val="18"/>
               </w:rPr>
               <w:t xml:space="preserve">, </w:t>
             </w:r>
@@ -1755,8 +1755,8 @@
               <w:rPr>
                 <w:rFonts w:ascii="Times New Roman" w:eastAsia="Times New Roman" w:hAnsi="Times New Roman" w:cs="Times New Roman"/>
                 <w:color w:val="000000"/>
-                <w:sz w:val="24"/>
-                <w:szCs w:val="24"/>
+                <w:sz w:val="18"/>
+                <w:szCs w:val="18"/>
               </w:rPr>
               <w:t>dịch</w:t>
             </w:r>
@@ -1765,8 +1765,8 @@
               <w:rPr>
                 <w:rFonts w:ascii="Times New Roman" w:eastAsia="Times New Roman" w:hAnsi="Times New Roman" w:cs="Times New Roman"/>
                 <w:color w:val="000000"/>
-                <w:sz w:val="24"/>
-                <w:szCs w:val="24"/>
+                <w:sz w:val="18"/>
+                <w:szCs w:val="18"/>
               </w:rPr>
               <w:t xml:space="preserve"> </w:t>
             </w:r>
@@ -1775,8 +1775,8 @@
               <w:rPr>
                 <w:rFonts w:ascii="Times New Roman" w:eastAsia="Times New Roman" w:hAnsi="Times New Roman" w:cs="Times New Roman"/>
                 <w:color w:val="000000"/>
-                <w:sz w:val="24"/>
-                <w:szCs w:val="24"/>
+                <w:sz w:val="18"/>
+                <w:szCs w:val="18"/>
               </w:rPr>
               <w:t>vụ</w:t>
             </w:r>
@@ -1804,8 +1804,8 @@
               <w:rPr>
                 <w:rFonts w:ascii="Times New Roman" w:eastAsia="Times New Roman" w:hAnsi="Times New Roman" w:cs="Times New Roman"/>
                 <w:color w:val="000000"/>
-                <w:sz w:val="24"/>
-                <w:szCs w:val="24"/>
+                <w:sz w:val="18"/>
+                <w:szCs w:val="18"/>
               </w:rPr>
               <w:t>Số</w:t>
             </w:r>
@@ -1814,8 +1814,8 @@
               <w:rPr>
                 <w:rFonts w:ascii="Times New Roman" w:eastAsia="Times New Roman" w:hAnsi="Times New Roman" w:cs="Times New Roman"/>
                 <w:color w:val="000000"/>
-                <w:sz w:val="24"/>
-                <w:szCs w:val="24"/>
+                <w:sz w:val="18"/>
+                <w:szCs w:val="18"/>
               </w:rPr>
               <w:t xml:space="preserve"> </w:t>
             </w:r>
@@ -1824,8 +1824,8 @@
               <w:rPr>
                 <w:rFonts w:ascii="Times New Roman" w:eastAsia="Times New Roman" w:hAnsi="Times New Roman" w:cs="Times New Roman"/>
                 <w:color w:val="000000"/>
-                <w:sz w:val="24"/>
-                <w:szCs w:val="24"/>
+                <w:sz w:val="18"/>
+                <w:szCs w:val="18"/>
               </w:rPr>
               <w:t>lượng</w:t>
             </w:r>
@@ -1853,8 +1853,8 @@
               <w:rPr>
                 <w:rFonts w:ascii="Times New Roman" w:eastAsia="Times New Roman" w:hAnsi="Times New Roman" w:cs="Times New Roman"/>
                 <w:color w:val="000000"/>
-                <w:sz w:val="24"/>
-                <w:szCs w:val="24"/>
+                <w:sz w:val="18"/>
+                <w:szCs w:val="18"/>
               </w:rPr>
               <w:t>Đơn</w:t>
             </w:r>
@@ -1863,8 +1863,8 @@
               <w:rPr>
                 <w:rFonts w:ascii="Times New Roman" w:eastAsia="Times New Roman" w:hAnsi="Times New Roman" w:cs="Times New Roman"/>
                 <w:color w:val="000000"/>
-                <w:sz w:val="24"/>
-                <w:szCs w:val="24"/>
+                <w:sz w:val="18"/>
+                <w:szCs w:val="18"/>
               </w:rPr>
               <w:t xml:space="preserve"> </w:t>
             </w:r>
@@ -1873,8 +1873,8 @@
               <w:rPr>
                 <w:rFonts w:ascii="Times New Roman" w:eastAsia="Times New Roman" w:hAnsi="Times New Roman" w:cs="Times New Roman"/>
                 <w:color w:val="000000"/>
-                <w:sz w:val="24"/>
-                <w:szCs w:val="24"/>
+                <w:sz w:val="18"/>
+                <w:szCs w:val="18"/>
               </w:rPr>
               <w:t>giá</w:t>
             </w:r>
@@ -1902,8 +1902,8 @@
               <w:rPr>
                 <w:rFonts w:ascii="Times New Roman" w:eastAsia="Times New Roman" w:hAnsi="Times New Roman" w:cs="Times New Roman"/>
                 <w:color w:val="000000"/>
-                <w:sz w:val="24"/>
-                <w:szCs w:val="24"/>
+                <w:sz w:val="18"/>
+                <w:szCs w:val="18"/>
               </w:rPr>
               <w:t>Tổng</w:t>
             </w:r>
@@ -1912,8 +1912,8 @@
               <w:rPr>
                 <w:rFonts w:ascii="Times New Roman" w:eastAsia="Times New Roman" w:hAnsi="Times New Roman" w:cs="Times New Roman"/>
                 <w:color w:val="000000"/>
-                <w:sz w:val="24"/>
-                <w:szCs w:val="24"/>
+                <w:sz w:val="18"/>
+                <w:szCs w:val="18"/>
               </w:rPr>
               <w:t xml:space="preserve"> </w:t>
             </w:r>
@@ -1922,8 +1922,8 @@
               <w:rPr>
                 <w:rFonts w:ascii="Times New Roman" w:eastAsia="Times New Roman" w:hAnsi="Times New Roman" w:cs="Times New Roman"/>
                 <w:color w:val="000000"/>
-                <w:sz w:val="24"/>
-                <w:szCs w:val="24"/>
+                <w:sz w:val="18"/>
+                <w:szCs w:val="18"/>
               </w:rPr>
               <w:t>giá</w:t>
             </w:r>
@@ -1932,8 +1932,8 @@
               <w:rPr>
                 <w:rFonts w:ascii="Times New Roman" w:eastAsia="Times New Roman" w:hAnsi="Times New Roman" w:cs="Times New Roman"/>
                 <w:color w:val="000000"/>
-                <w:sz w:val="24"/>
-                <w:szCs w:val="24"/>
+                <w:sz w:val="18"/>
+                <w:szCs w:val="18"/>
               </w:rPr>
               <w:t xml:space="preserve"> </w:t>
             </w:r>
@@ -1942,8 +1942,8 @@
               <w:rPr>
                 <w:rFonts w:ascii="Times New Roman" w:eastAsia="Times New Roman" w:hAnsi="Times New Roman" w:cs="Times New Roman"/>
                 <w:color w:val="000000"/>
-                <w:sz w:val="24"/>
-                <w:szCs w:val="24"/>
+                <w:sz w:val="18"/>
+                <w:szCs w:val="18"/>
               </w:rPr>
               <w:t>thanh</w:t>
             </w:r>
@@ -1952,8 +1952,8 @@
               <w:rPr>
                 <w:rFonts w:ascii="Times New Roman" w:eastAsia="Times New Roman" w:hAnsi="Times New Roman" w:cs="Times New Roman"/>
                 <w:color w:val="000000"/>
-                <w:sz w:val="24"/>
-                <w:szCs w:val="24"/>
+                <w:sz w:val="18"/>
+                <w:szCs w:val="18"/>
               </w:rPr>
               <w:t xml:space="preserve"> </w:t>
             </w:r>
@@ -1962,8 +1962,8 @@
               <w:rPr>
                 <w:rFonts w:ascii="Times New Roman" w:eastAsia="Times New Roman" w:hAnsi="Times New Roman" w:cs="Times New Roman"/>
                 <w:color w:val="000000"/>
-                <w:sz w:val="24"/>
-                <w:szCs w:val="24"/>
+                <w:sz w:val="18"/>
+                <w:szCs w:val="18"/>
               </w:rPr>
               <w:t>toán</w:t>
             </w:r>
@@ -2009,8 +2009,8 @@
               <w:rPr>
                 <w:rFonts w:ascii="Times New Roman" w:eastAsia="Times New Roman" w:hAnsi="Times New Roman" w:cs="Times New Roman"/>
                 <w:color w:val="000000"/>
-                <w:sz w:val="24"/>
-                <w:szCs w:val="24"/>
+                <w:sz w:val="18"/>
+                <w:szCs w:val="18"/>
               </w:rPr>
               <w:t>1</w:t>
             </w:r>
@@ -2036,8 +2036,8 @@
               <w:rPr>
                 <w:rFonts w:ascii="Times New Roman" w:eastAsia="Times New Roman" w:hAnsi="Times New Roman" w:cs="Times New Roman"/>
                 <w:color w:val="000000"/>
-                <w:sz w:val="24"/>
-                <w:szCs w:val="24"/>
+                <w:sz w:val="18"/>
+                <w:szCs w:val="18"/>
               </w:rPr>
               <w:t>2</w:t>
             </w:r>
@@ -2063,8 +2063,8 @@
               <w:rPr>
                 <w:rFonts w:ascii="Times New Roman" w:eastAsia="Times New Roman" w:hAnsi="Times New Roman" w:cs="Times New Roman"/>
                 <w:color w:val="000000"/>
-                <w:sz w:val="24"/>
-                <w:szCs w:val="24"/>
+                <w:sz w:val="18"/>
+                <w:szCs w:val="18"/>
               </w:rPr>
               <w:t>3</w:t>
             </w:r>
@@ -2090,8 +2090,8 @@
               <w:rPr>
                 <w:rFonts w:ascii="Times New Roman" w:eastAsia="Times New Roman" w:hAnsi="Times New Roman" w:cs="Times New Roman"/>
                 <w:color w:val="000000"/>
-                <w:sz w:val="24"/>
-                <w:szCs w:val="24"/>
+                <w:sz w:val="18"/>
+                <w:szCs w:val="18"/>
               </w:rPr>
               <w:t>4</w:t>
             </w:r>
@@ -2117,8 +2117,8 @@
               <w:rPr>
                 <w:rFonts w:ascii="Times New Roman" w:eastAsia="Times New Roman" w:hAnsi="Times New Roman" w:cs="Times New Roman"/>
                 <w:color w:val="000000"/>
-                <w:sz w:val="24"/>
-                <w:szCs w:val="24"/>
+                <w:sz w:val="18"/>
+                <w:szCs w:val="18"/>
               </w:rPr>
               <w:t>5</w:t>
             </w:r>
@@ -2144,8 +2144,8 @@
               <w:rPr>
                 <w:rFonts w:ascii="Times New Roman" w:eastAsia="Times New Roman" w:hAnsi="Times New Roman" w:cs="Times New Roman"/>
                 <w:color w:val="000000"/>
-                <w:sz w:val="24"/>
-                <w:szCs w:val="24"/>
+                <w:sz w:val="18"/>
+                <w:szCs w:val="18"/>
               </w:rPr>
               <w:t>6</w:t>
             </w:r>
@@ -2171,8 +2171,8 @@
               <w:rPr>
                 <w:rFonts w:ascii="Times New Roman" w:eastAsia="Times New Roman" w:hAnsi="Times New Roman" w:cs="Times New Roman"/>
                 <w:color w:val="000000"/>
-                <w:sz w:val="24"/>
-                <w:szCs w:val="24"/>
+                <w:sz w:val="18"/>
+                <w:szCs w:val="18"/>
               </w:rPr>
               <w:t>7</w:t>
             </w:r>
@@ -2198,8 +2198,8 @@
               <w:rPr>
                 <w:rFonts w:ascii="Times New Roman" w:eastAsia="Times New Roman" w:hAnsi="Times New Roman" w:cs="Times New Roman"/>
                 <w:color w:val="000000"/>
-                <w:sz w:val="24"/>
-                <w:szCs w:val="24"/>
+                <w:sz w:val="18"/>
+                <w:szCs w:val="18"/>
               </w:rPr>
               <w:t>8</w:t>
             </w:r>
@@ -2225,8 +2225,8 @@
               <w:rPr>
                 <w:rFonts w:ascii="Times New Roman" w:eastAsia="Times New Roman" w:hAnsi="Times New Roman" w:cs="Times New Roman"/>
                 <w:color w:val="000000"/>
-                <w:sz w:val="24"/>
-                <w:szCs w:val="24"/>
+                <w:sz w:val="18"/>
+                <w:szCs w:val="18"/>
               </w:rPr>
               <w:t>9</w:t>
             </w:r>
@@ -2252,8 +2252,8 @@
               <w:rPr>
                 <w:rFonts w:ascii="Times New Roman" w:eastAsia="Times New Roman" w:hAnsi="Times New Roman" w:cs="Times New Roman"/>
                 <w:color w:val="000000"/>
-                <w:sz w:val="24"/>
-                <w:szCs w:val="24"/>
+                <w:sz w:val="18"/>
+                <w:szCs w:val="18"/>
               </w:rPr>
               <w:t>10</w:t>
             </w:r>
@@ -2283,8 +2283,8 @@
               <w:rPr>
                 <w:rFonts w:ascii="Times New Roman" w:eastAsia="Times New Roman" w:hAnsi="Times New Roman" w:cs="Times New Roman"/>
                 <w:color w:val="000000"/>
-                <w:sz w:val="24"/>
-                <w:szCs w:val="24"/>
+                <w:sz w:val="18"/>
+                <w:szCs w:val="18"/>
               </w:rPr>
               <w:t xml:space="preserve">05/01/2026</w:t>
             </w:r>
@@ -2309,8 +2309,8 @@
               <w:rPr>
                 <w:rFonts w:ascii="Times New Roman" w:eastAsia="Times New Roman" w:hAnsi="Times New Roman" w:cs="Times New Roman"/>
                 <w:color w:val="000000"/>
-                <w:sz w:val="24"/>
-                <w:szCs w:val="24"/>
+                <w:sz w:val="18"/>
+                <w:szCs w:val="18"/>
               </w:rPr>
               <w:t xml:space="preserve">Nguyễn Văn Út</w:t>
             </w:r>
@@ -2335,8 +2335,8 @@
               <w:rPr>
                 <w:rFonts w:ascii="Times New Roman" w:eastAsia="Times New Roman" w:hAnsi="Times New Roman" w:cs="Times New Roman"/>
                 <w:color w:val="000000"/>
-                <w:sz w:val="24"/>
-                <w:szCs w:val="24"/>
+                <w:sz w:val="18"/>
+                <w:szCs w:val="18"/>
               </w:rPr>
               <w:t xml:space="preserve">Ấp Xẽo Dinh, Xã Tây Yên, An Giang</w:t>
             </w:r>
@@ -2361,8 +2361,8 @@
               <w:rPr>
                 <w:rFonts w:ascii="Times New Roman" w:eastAsia="Times New Roman" w:hAnsi="Times New Roman" w:cs="Times New Roman"/>
                 <w:color w:val="000000"/>
-                <w:sz w:val="24"/>
-                <w:szCs w:val="24"/>
+                <w:sz w:val="18"/>
+                <w:szCs w:val="18"/>
               </w:rPr>
               <w:t xml:space="preserve">091063007676</w:t>
             </w:r>
@@ -2387,8 +2387,8 @@
               <w:rPr>
                 <w:rFonts w:ascii="Times New Roman" w:eastAsia="Times New Roman" w:hAnsi="Times New Roman" w:cs="Times New Roman"/>
                 <w:color w:val="000000"/>
-                <w:sz w:val="24"/>
-                <w:szCs w:val="24"/>
+                <w:sz w:val="18"/>
+                <w:szCs w:val="18"/>
               </w:rPr>
               <w:t/>
             </w:r>
@@ -2413,8 +2413,8 @@
               <w:rPr>
                 <w:rFonts w:ascii="Times New Roman" w:eastAsia="Times New Roman" w:hAnsi="Times New Roman" w:cs="Times New Roman"/>
                 <w:color w:val="000000"/>
-                <w:sz w:val="24"/>
-                <w:szCs w:val="24"/>
+                <w:sz w:val="18"/>
+                <w:szCs w:val="18"/>
               </w:rPr>
               <w:t xml:space="preserve">Lúa tươi</w:t>
             </w:r>
@@ -2439,8 +2439,8 @@
               <w:rPr>
                 <w:rFonts w:ascii="Times New Roman" w:eastAsia="Times New Roman" w:hAnsi="Times New Roman" w:cs="Times New Roman"/>
                 <w:color w:val="000000"/>
-                <w:sz w:val="24"/>
-                <w:szCs w:val="24"/>
+                <w:sz w:val="18"/>
+                <w:szCs w:val="18"/>
               </w:rPr>
               <w:t xml:space="preserve">31.600 kg</w:t>
             </w:r>
@@ -2465,8 +2465,8 @@
               <w:rPr>
                 <w:rFonts w:ascii="Times New Roman" w:eastAsia="Times New Roman" w:hAnsi="Times New Roman" w:cs="Times New Roman"/>
                 <w:color w:val="000000"/>
-                <w:sz w:val="24"/>
-                <w:szCs w:val="24"/>
+                <w:sz w:val="18"/>
+                <w:szCs w:val="18"/>
               </w:rPr>
               <w:t xml:space="preserve">6.950</w:t>
             </w:r>
@@ -2491,8 +2491,8 @@
               <w:rPr>
                 <w:rFonts w:ascii="Times New Roman" w:eastAsia="Times New Roman" w:hAnsi="Times New Roman" w:cs="Times New Roman"/>
                 <w:color w:val="000000"/>
-                <w:sz w:val="24"/>
-                <w:szCs w:val="24"/>
+                <w:sz w:val="18"/>
+                <w:szCs w:val="18"/>
               </w:rPr>
               <w:t xml:space="preserve">219.622.000 đồng</w:t>
             </w:r>
@@ -2517,536 +2517,11 @@
               <w:rPr>
                 <w:rFonts w:ascii="Times New Roman" w:eastAsia="Times New Roman" w:hAnsi="Times New Roman" w:cs="Times New Roman"/>
                 <w:color w:val="000000"/>
-                <w:sz w:val="24"/>
-                <w:szCs w:val="24"/>
+                <w:sz w:val="18"/>
+                <w:szCs w:val="18"/>
               </w:rPr>
               <w:t/>
             </w:r>
-          </w:p>
-        </w:tc>
-      </w:tr>
-      <w:tr>
-        <w:trPr>
-          <w:trHeight w:val="2533"/>
-        </w:trPr>
-        <w:tc>
-          <w:tcPr>
-            <w:tcW w:w="851" w:type="dxa"/>
-          </w:tcPr>
-          <w:p>
-            <w:pPr>
-              <w:spacing w:before="120" w:line="234" w:lineRule="atLeast"/>
-              <w:ind w:right="26"/>
-              <w:rPr>
-                <w:rFonts w:ascii="Times New Roman" w:eastAsia="Times New Roman" w:hAnsi="Times New Roman" w:cs="Times New Roman"/>
-                <w:color w:val="000000"/>
-                <w:sz w:val="24"/>
-                <w:szCs w:val="24"/>
-              </w:rPr>
-            </w:pPr>
-          </w:p>
-        </w:tc>
-        <w:tc>
-          <w:tcPr>
-            <w:tcW w:w="992" w:type="dxa"/>
-          </w:tcPr>
-          <w:p>
-            <w:pPr>
-              <w:spacing w:before="120" w:line="234" w:lineRule="atLeast"/>
-              <w:ind w:right="26"/>
-              <w:rPr>
-                <w:rFonts w:ascii="Times New Roman" w:eastAsia="Times New Roman" w:hAnsi="Times New Roman" w:cs="Times New Roman"/>
-                <w:color w:val="000000"/>
-                <w:sz w:val="24"/>
-                <w:szCs w:val="24"/>
-              </w:rPr>
-            </w:pPr>
-          </w:p>
-        </w:tc>
-        <w:tc>
-          <w:tcPr>
-            <w:tcW w:w="1134" w:type="dxa"/>
-          </w:tcPr>
-          <w:p>
-            <w:pPr>
-              <w:spacing w:before="120" w:line="234" w:lineRule="atLeast"/>
-              <w:ind w:right="26"/>
-              <w:rPr>
-                <w:rFonts w:ascii="Times New Roman" w:eastAsia="Times New Roman" w:hAnsi="Times New Roman" w:cs="Times New Roman"/>
-                <w:color w:val="000000"/>
-                <w:sz w:val="24"/>
-                <w:szCs w:val="24"/>
-              </w:rPr>
-            </w:pPr>
-          </w:p>
-        </w:tc>
-        <w:tc>
-          <w:tcPr>
-            <w:tcW w:w="1276" w:type="dxa"/>
-          </w:tcPr>
-          <w:p>
-            <w:pPr>
-              <w:spacing w:before="120" w:line="234" w:lineRule="atLeast"/>
-              <w:ind w:right="26"/>
-              <w:rPr>
-                <w:rFonts w:ascii="Times New Roman" w:eastAsia="Times New Roman" w:hAnsi="Times New Roman" w:cs="Times New Roman"/>
-                <w:color w:val="000000"/>
-                <w:sz w:val="24"/>
-                <w:szCs w:val="24"/>
-              </w:rPr>
-            </w:pPr>
-          </w:p>
-        </w:tc>
-        <w:tc>
-          <w:tcPr>
-            <w:tcW w:w="1134" w:type="dxa"/>
-          </w:tcPr>
-          <w:p>
-            <w:pPr>
-              <w:spacing w:before="120" w:line="234" w:lineRule="atLeast"/>
-              <w:ind w:right="26"/>
-              <w:rPr>
-                <w:rFonts w:ascii="Times New Roman" w:eastAsia="Times New Roman" w:hAnsi="Times New Roman" w:cs="Times New Roman"/>
-                <w:color w:val="000000"/>
-                <w:sz w:val="24"/>
-                <w:szCs w:val="24"/>
-              </w:rPr>
-            </w:pPr>
-          </w:p>
-        </w:tc>
-        <w:tc>
-          <w:tcPr>
-            <w:tcW w:w="1686" w:type="dxa"/>
-          </w:tcPr>
-          <w:p>
-            <w:pPr>
-              <w:spacing w:before="120" w:line="234" w:lineRule="atLeast"/>
-              <w:ind w:right="26"/>
-              <w:rPr>
-                <w:rFonts w:ascii="Times New Roman" w:eastAsia="Times New Roman" w:hAnsi="Times New Roman" w:cs="Times New Roman"/>
-                <w:color w:val="000000"/>
-                <w:sz w:val="24"/>
-                <w:szCs w:val="24"/>
-              </w:rPr>
-            </w:pPr>
-          </w:p>
-        </w:tc>
-        <w:tc>
-          <w:tcPr>
-            <w:tcW w:w="1007" w:type="dxa"/>
-          </w:tcPr>
-          <w:p>
-            <w:pPr>
-              <w:spacing w:before="120" w:line="234" w:lineRule="atLeast"/>
-              <w:ind w:right="26"/>
-              <w:rPr>
-                <w:rFonts w:ascii="Times New Roman" w:eastAsia="Times New Roman" w:hAnsi="Times New Roman" w:cs="Times New Roman"/>
-                <w:color w:val="000000"/>
-                <w:sz w:val="24"/>
-                <w:szCs w:val="24"/>
-              </w:rPr>
-            </w:pPr>
-          </w:p>
-        </w:tc>
-        <w:tc>
-          <w:tcPr>
-            <w:tcW w:w="993" w:type="dxa"/>
-          </w:tcPr>
-          <w:p>
-            <w:pPr>
-              <w:spacing w:before="120" w:line="234" w:lineRule="atLeast"/>
-              <w:ind w:right="26"/>
-              <w:rPr>
-                <w:rFonts w:ascii="Times New Roman" w:eastAsia="Times New Roman" w:hAnsi="Times New Roman" w:cs="Times New Roman"/>
-                <w:color w:val="000000"/>
-                <w:sz w:val="24"/>
-                <w:szCs w:val="24"/>
-              </w:rPr>
-            </w:pPr>
-          </w:p>
-        </w:tc>
-        <w:tc>
-          <w:tcPr>
-            <w:tcW w:w="1134" w:type="dxa"/>
-          </w:tcPr>
-          <w:p>
-            <w:pPr>
-              <w:spacing w:before="120" w:line="234" w:lineRule="atLeast"/>
-              <w:ind w:right="26"/>
-              <w:rPr>
-                <w:rFonts w:ascii="Times New Roman" w:eastAsia="Times New Roman" w:hAnsi="Times New Roman" w:cs="Times New Roman"/>
-                <w:color w:val="000000"/>
-                <w:sz w:val="24"/>
-                <w:szCs w:val="24"/>
-              </w:rPr>
-            </w:pPr>
-          </w:p>
-        </w:tc>
-        <w:tc>
-          <w:tcPr>
-            <w:tcW w:w="850" w:type="dxa"/>
-          </w:tcPr>
-          <w:p>
-            <w:pPr>
-              <w:spacing w:before="120" w:line="234" w:lineRule="atLeast"/>
-              <w:ind w:right="26"/>
-              <w:rPr>
-                <w:rFonts w:ascii="Times New Roman" w:eastAsia="Times New Roman" w:hAnsi="Times New Roman" w:cs="Times New Roman"/>
-                <w:color w:val="000000"/>
-                <w:sz w:val="24"/>
-                <w:szCs w:val="24"/>
-              </w:rPr>
-            </w:pPr>
-          </w:p>
-        </w:tc>
-      </w:tr>
-      <w:tr>
-        <w:trPr>
-          <w:trHeight w:val="2825"/>
-        </w:trPr>
-        <w:tc>
-          <w:tcPr>
-            <w:tcW w:w="851" w:type="dxa"/>
-          </w:tcPr>
-          <w:p>
-            <w:pPr>
-              <w:spacing w:before="120" w:line="234" w:lineRule="atLeast"/>
-              <w:ind w:right="26"/>
-              <w:rPr>
-                <w:rFonts w:ascii="Times New Roman" w:eastAsia="Times New Roman" w:hAnsi="Times New Roman" w:cs="Times New Roman"/>
-                <w:color w:val="000000"/>
-                <w:sz w:val="24"/>
-                <w:szCs w:val="24"/>
-              </w:rPr>
-            </w:pPr>
-          </w:p>
-        </w:tc>
-        <w:tc>
-          <w:tcPr>
-            <w:tcW w:w="992" w:type="dxa"/>
-          </w:tcPr>
-          <w:p>
-            <w:pPr>
-              <w:spacing w:before="120" w:line="234" w:lineRule="atLeast"/>
-              <w:ind w:right="26"/>
-              <w:rPr>
-                <w:rFonts w:ascii="Times New Roman" w:eastAsia="Times New Roman" w:hAnsi="Times New Roman" w:cs="Times New Roman"/>
-                <w:color w:val="000000"/>
-                <w:sz w:val="24"/>
-                <w:szCs w:val="24"/>
-              </w:rPr>
-            </w:pPr>
-          </w:p>
-        </w:tc>
-        <w:tc>
-          <w:tcPr>
-            <w:tcW w:w="1134" w:type="dxa"/>
-          </w:tcPr>
-          <w:p>
-            <w:pPr>
-              <w:spacing w:before="120" w:line="234" w:lineRule="atLeast"/>
-              <w:ind w:right="26"/>
-              <w:rPr>
-                <w:rFonts w:ascii="Times New Roman" w:eastAsia="Times New Roman" w:hAnsi="Times New Roman" w:cs="Times New Roman"/>
-                <w:color w:val="000000"/>
-                <w:sz w:val="24"/>
-                <w:szCs w:val="24"/>
-              </w:rPr>
-            </w:pPr>
-          </w:p>
-        </w:tc>
-        <w:tc>
-          <w:tcPr>
-            <w:tcW w:w="1276" w:type="dxa"/>
-          </w:tcPr>
-          <w:p>
-            <w:pPr>
-              <w:spacing w:before="120" w:line="234" w:lineRule="atLeast"/>
-              <w:ind w:right="26"/>
-              <w:rPr>
-                <w:rFonts w:ascii="Times New Roman" w:eastAsia="Times New Roman" w:hAnsi="Times New Roman" w:cs="Times New Roman"/>
-                <w:color w:val="000000"/>
-                <w:sz w:val="24"/>
-                <w:szCs w:val="24"/>
-              </w:rPr>
-            </w:pPr>
-          </w:p>
-        </w:tc>
-        <w:tc>
-          <w:tcPr>
-            <w:tcW w:w="1134" w:type="dxa"/>
-          </w:tcPr>
-          <w:p>
-            <w:pPr>
-              <w:spacing w:before="120" w:line="234" w:lineRule="atLeast"/>
-              <w:ind w:right="26"/>
-              <w:rPr>
-                <w:rFonts w:ascii="Times New Roman" w:eastAsia="Times New Roman" w:hAnsi="Times New Roman" w:cs="Times New Roman"/>
-                <w:color w:val="000000"/>
-                <w:sz w:val="24"/>
-                <w:szCs w:val="24"/>
-              </w:rPr>
-            </w:pPr>
-          </w:p>
-        </w:tc>
-        <w:tc>
-          <w:tcPr>
-            <w:tcW w:w="1686" w:type="dxa"/>
-          </w:tcPr>
-          <w:p>
-            <w:pPr>
-              <w:spacing w:before="120" w:line="234" w:lineRule="atLeast"/>
-              <w:ind w:right="26"/>
-              <w:rPr>
-                <w:rFonts w:ascii="Times New Roman" w:eastAsia="Times New Roman" w:hAnsi="Times New Roman" w:cs="Times New Roman"/>
-                <w:color w:val="000000"/>
-                <w:sz w:val="24"/>
-                <w:szCs w:val="24"/>
-              </w:rPr>
-            </w:pPr>
-          </w:p>
-        </w:tc>
-        <w:tc>
-          <w:tcPr>
-            <w:tcW w:w="1007" w:type="dxa"/>
-          </w:tcPr>
-          <w:p>
-            <w:pPr>
-              <w:spacing w:before="120" w:line="234" w:lineRule="atLeast"/>
-              <w:ind w:right="26"/>
-              <w:rPr>
-                <w:rFonts w:ascii="Times New Roman" w:eastAsia="Times New Roman" w:hAnsi="Times New Roman" w:cs="Times New Roman"/>
-                <w:color w:val="000000"/>
-                <w:sz w:val="24"/>
-                <w:szCs w:val="24"/>
-              </w:rPr>
-            </w:pPr>
-          </w:p>
-        </w:tc>
-        <w:tc>
-          <w:tcPr>
-            <w:tcW w:w="993" w:type="dxa"/>
-          </w:tcPr>
-          <w:p>
-            <w:pPr>
-              <w:spacing w:before="120" w:line="234" w:lineRule="atLeast"/>
-              <w:ind w:right="26"/>
-              <w:rPr>
-                <w:rFonts w:ascii="Times New Roman" w:eastAsia="Times New Roman" w:hAnsi="Times New Roman" w:cs="Times New Roman"/>
-                <w:color w:val="000000"/>
-                <w:sz w:val="24"/>
-                <w:szCs w:val="24"/>
-              </w:rPr>
-            </w:pPr>
-          </w:p>
-        </w:tc>
-        <w:tc>
-          <w:tcPr>
-            <w:tcW w:w="1134" w:type="dxa"/>
-          </w:tcPr>
-          <w:p>
-            <w:pPr>
-              <w:spacing w:before="120" w:line="234" w:lineRule="atLeast"/>
-              <w:ind w:right="26"/>
-              <w:rPr>
-                <w:rFonts w:ascii="Times New Roman" w:eastAsia="Times New Roman" w:hAnsi="Times New Roman" w:cs="Times New Roman"/>
-                <w:color w:val="000000"/>
-                <w:sz w:val="24"/>
-                <w:szCs w:val="24"/>
-              </w:rPr>
-            </w:pPr>
-          </w:p>
-        </w:tc>
-        <w:tc>
-          <w:tcPr>
-            <w:tcW w:w="850" w:type="dxa"/>
-          </w:tcPr>
-          <w:p>
-            <w:pPr>
-              <w:spacing w:before="120" w:line="234" w:lineRule="atLeast"/>
-              <w:ind w:right="26"/>
-              <w:rPr>
-                <w:rFonts w:ascii="Times New Roman" w:eastAsia="Times New Roman" w:hAnsi="Times New Roman" w:cs="Times New Roman"/>
-                <w:color w:val="000000"/>
-                <w:sz w:val="24"/>
-                <w:szCs w:val="24"/>
-              </w:rPr>
-            </w:pPr>
-          </w:p>
-        </w:tc>
-      </w:tr>
-      <w:tr>
-        <w:trPr>
-          <w:trHeight w:val="3248"/>
-        </w:trPr>
-        <w:tc>
-          <w:tcPr>
-            <w:tcW w:w="851" w:type="dxa"/>
-          </w:tcPr>
-          <w:p>
-            <w:pPr>
-              <w:spacing w:before="120" w:line="234" w:lineRule="atLeast"/>
-              <w:ind w:right="26"/>
-              <w:rPr>
-                <w:rFonts w:ascii="Times New Roman" w:eastAsia="Times New Roman" w:hAnsi="Times New Roman" w:cs="Times New Roman"/>
-                <w:color w:val="000000"/>
-                <w:sz w:val="24"/>
-                <w:szCs w:val="24"/>
-              </w:rPr>
-            </w:pPr>
-          </w:p>
-        </w:tc>
-        <w:tc>
-          <w:tcPr>
-            <w:tcW w:w="992" w:type="dxa"/>
-          </w:tcPr>
-          <w:p>
-            <w:pPr>
-              <w:spacing w:before="120" w:line="234" w:lineRule="atLeast"/>
-              <w:ind w:right="26"/>
-              <w:rPr>
-                <w:rFonts w:ascii="Times New Roman" w:eastAsia="Times New Roman" w:hAnsi="Times New Roman" w:cs="Times New Roman"/>
-                <w:color w:val="000000"/>
-                <w:sz w:val="24"/>
-                <w:szCs w:val="24"/>
-              </w:rPr>
-            </w:pPr>
-          </w:p>
-        </w:tc>
-        <w:tc>
-          <w:tcPr>
-            <w:tcW w:w="1134" w:type="dxa"/>
-          </w:tcPr>
-          <w:p>
-            <w:pPr>
-              <w:spacing w:before="120" w:line="234" w:lineRule="atLeast"/>
-              <w:ind w:right="26"/>
-              <w:rPr>
-                <w:rFonts w:ascii="Times New Roman" w:eastAsia="Times New Roman" w:hAnsi="Times New Roman" w:cs="Times New Roman"/>
-                <w:color w:val="000000"/>
-                <w:sz w:val="24"/>
-                <w:szCs w:val="24"/>
-              </w:rPr>
-            </w:pPr>
-          </w:p>
-        </w:tc>
-        <w:tc>
-          <w:tcPr>
-            <w:tcW w:w="1276" w:type="dxa"/>
-          </w:tcPr>
-          <w:p>
-            <w:pPr>
-              <w:spacing w:before="120" w:line="234" w:lineRule="atLeast"/>
-              <w:ind w:right="26"/>
-              <w:rPr>
-                <w:rFonts w:ascii="Times New Roman" w:eastAsia="Times New Roman" w:hAnsi="Times New Roman" w:cs="Times New Roman"/>
-                <w:color w:val="000000"/>
-                <w:sz w:val="24"/>
-                <w:szCs w:val="24"/>
-              </w:rPr>
-            </w:pPr>
-          </w:p>
-        </w:tc>
-        <w:tc>
-          <w:tcPr>
-            <w:tcW w:w="1134" w:type="dxa"/>
-          </w:tcPr>
-          <w:p>
-            <w:pPr>
-              <w:spacing w:before="120" w:line="234" w:lineRule="atLeast"/>
-              <w:ind w:right="26"/>
-              <w:rPr>
-                <w:rFonts w:ascii="Times New Roman" w:eastAsia="Times New Roman" w:hAnsi="Times New Roman" w:cs="Times New Roman"/>
-                <w:color w:val="000000"/>
-                <w:sz w:val="24"/>
-                <w:szCs w:val="24"/>
-              </w:rPr>
-            </w:pPr>
-          </w:p>
-        </w:tc>
-        <w:tc>
-          <w:tcPr>
-            <w:tcW w:w="1686" w:type="dxa"/>
-          </w:tcPr>
-          <w:p>
-            <w:pPr>
-              <w:spacing w:before="120" w:line="234" w:lineRule="atLeast"/>
-              <w:ind w:right="26"/>
-              <w:rPr>
-                <w:rFonts w:ascii="Times New Roman" w:eastAsia="Times New Roman" w:hAnsi="Times New Roman" w:cs="Times New Roman"/>
-                <w:color w:val="000000"/>
-                <w:sz w:val="24"/>
-                <w:szCs w:val="24"/>
-              </w:rPr>
-            </w:pPr>
-          </w:p>
-        </w:tc>
-        <w:tc>
-          <w:tcPr>
-            <w:tcW w:w="1007" w:type="dxa"/>
-          </w:tcPr>
-          <w:p>
-            <w:pPr>
-              <w:spacing w:before="120" w:line="234" w:lineRule="atLeast"/>
-              <w:ind w:right="26"/>
-              <w:rPr>
-                <w:rFonts w:ascii="Times New Roman" w:eastAsia="Times New Roman" w:hAnsi="Times New Roman" w:cs="Times New Roman"/>
-                <w:color w:val="000000"/>
-                <w:sz w:val="24"/>
-                <w:szCs w:val="24"/>
-              </w:rPr>
-            </w:pPr>
-          </w:p>
-        </w:tc>
-        <w:tc>
-          <w:tcPr>
-            <w:tcW w:w="993" w:type="dxa"/>
-          </w:tcPr>
-          <w:p>
-            <w:pPr>
-              <w:spacing w:before="120" w:line="234" w:lineRule="atLeast"/>
-              <w:ind w:right="26"/>
-              <w:rPr>
-                <w:rFonts w:ascii="Times New Roman" w:eastAsia="Times New Roman" w:hAnsi="Times New Roman" w:cs="Times New Roman"/>
-                <w:color w:val="000000"/>
-                <w:sz w:val="24"/>
-                <w:szCs w:val="24"/>
-              </w:rPr>
-            </w:pPr>
-          </w:p>
-        </w:tc>
-        <w:tc>
-          <w:tcPr>
-            <w:tcW w:w="1134" w:type="dxa"/>
-          </w:tcPr>
-          <w:p>
-            <w:pPr>
-              <w:spacing w:before="120" w:line="234" w:lineRule="atLeast"/>
-              <w:ind w:right="26"/>
-              <w:rPr>
-                <w:rFonts w:ascii="Times New Roman" w:eastAsia="Times New Roman" w:hAnsi="Times New Roman" w:cs="Times New Roman"/>
-                <w:color w:val="000000"/>
-                <w:sz w:val="24"/>
-                <w:szCs w:val="24"/>
-              </w:rPr>
-            </w:pPr>
-          </w:p>
-        </w:tc>
-        <w:tc>
-          <w:tcPr>
-            <w:tcW w:w="850" w:type="dxa"/>
-          </w:tcPr>
-          <w:p>
-            <w:pPr>
-              <w:spacing w:before="120" w:line="234" w:lineRule="atLeast"/>
-              <w:ind w:right="26"/>
-              <w:rPr>
-                <w:rFonts w:ascii="Times New Roman" w:eastAsia="Times New Roman" w:hAnsi="Times New Roman" w:cs="Times New Roman"/>
-                <w:color w:val="000000"/>
-                <w:sz w:val="24"/>
-                <w:szCs w:val="24"/>
-              </w:rPr>
-            </w:pPr>
           </w:p>
         </w:tc>
       </w:tr>
